--- a/Blood Donation Finder Project Proposal.docx
+++ b/Blood Donation Finder Project Proposal.docx
@@ -1,6 +1,6 @@
 
 <file path=word/document.xml><?xml version="1.0" encoding="utf-8"?>
-<w:document xmlns:wpc="http://schemas.microsoft.com/office/word/2010/wordprocessingCanvas" xmlns:cx="http://schemas.microsoft.com/office/drawing/2014/chartex" xmlns:cx1="http://schemas.microsoft.com/office/drawing/2015/9/8/chartex" xmlns:cx2="http://schemas.microsoft.com/office/drawing/2015/10/21/chartex" xmlns:cx3="http://schemas.microsoft.com/office/drawing/2016/5/9/chartex" xmlns:cx4="http://schemas.microsoft.com/office/drawing/2016/5/10/chartex" xmlns:cx5="http://schemas.microsoft.com/office/drawing/2016/5/11/chartex" xmlns:cx6="http://schemas.microsoft.com/office/drawing/2016/5/12/chartex" xmlns:cx7="http://schemas.microsoft.com/office/drawing/2016/5/13/chartex" xmlns:cx8="http://schemas.microsoft.com/office/drawing/2016/5/14/chartex" xmlns:mc="http://schemas.openxmlformats.org/markup-compatibility/2006" xmlns:aink="http://schemas.microsoft.com/office/drawing/2016/ink" xmlns:am3d="http://schemas.microsoft.com/office/drawing/2017/model3d" xmlns:o="urn:schemas-microsoft-com:office:office" xmlns:r="http://schemas.openxmlformats.org/officeDocument/2006/relationships" xmlns:m="http://schemas.openxmlformats.org/officeDocument/2006/math" xmlns:v="urn:schemas-microsoft-com:vml" xmlns:wp14="http://schemas.microsoft.com/office/word/2010/wordprocessingDrawing" xmlns:wp="http://schemas.openxmlformats.org/drawingml/2006/wordprocessingDrawing" xmlns:w10="urn:schemas-microsoft-com:office:word" xmlns:w="http://schemas.openxmlformats.org/wordprocessingml/2006/main" xmlns:w14="http://schemas.microsoft.com/office/word/2010/wordml" xmlns:w15="http://schemas.microsoft.com/office/word/2012/wordml" xmlns:w16cex="http://schemas.microsoft.com/office/word/2018/wordml/cex" xmlns:w16cid="http://schemas.microsoft.com/office/word/2016/wordml/cid" xmlns:w16="http://schemas.microsoft.com/office/word/2018/wordml" xmlns:w16sdtdh="http://schemas.microsoft.com/office/word/2020/wordml/sdtdatahash" xmlns:w16se="http://schemas.microsoft.com/office/word/2015/wordml/symex" xmlns:wpg="http://schemas.microsoft.com/office/word/2010/wordprocessingGroup" xmlns:wpi="http://schemas.microsoft.com/office/word/2010/wordprocessingInk" xmlns:wne="http://schemas.microsoft.com/office/word/2006/wordml" xmlns:wps="http://schemas.microsoft.com/office/word/2010/wordprocessingShape" mc:Ignorable="w14 w15 w16se w16cid w16 w16cex w16sdtdh wp14">
+<w:document xmlns:wpc="http://schemas.microsoft.com/office/word/2010/wordprocessingCanvas" xmlns:cx="http://schemas.microsoft.com/office/drawing/2014/chartex" xmlns:cx1="http://schemas.microsoft.com/office/drawing/2015/9/8/chartex" xmlns:cx2="http://schemas.microsoft.com/office/drawing/2015/10/21/chartex" xmlns:cx3="http://schemas.microsoft.com/office/drawing/2016/5/9/chartex" xmlns:cx4="http://schemas.microsoft.com/office/drawing/2016/5/10/chartex" xmlns:cx5="http://schemas.microsoft.com/office/drawing/2016/5/11/chartex" xmlns:cx6="http://schemas.microsoft.com/office/drawing/2016/5/12/chartex" xmlns:cx7="http://schemas.microsoft.com/office/drawing/2016/5/13/chartex" xmlns:cx8="http://schemas.microsoft.com/office/drawing/2016/5/14/chartex" xmlns:mc="http://schemas.openxmlformats.org/markup-compatibility/2006" xmlns:aink="http://schemas.microsoft.com/office/drawing/2016/ink" xmlns:am3d="http://schemas.microsoft.com/office/drawing/2017/model3d" xmlns:o="urn:schemas-microsoft-com:office:office" xmlns:oel="http://schemas.microsoft.com/office/2019/extlst" xmlns:r="http://schemas.openxmlformats.org/officeDocument/2006/relationships" xmlns:m="http://schemas.openxmlformats.org/officeDocument/2006/math" xmlns:v="urn:schemas-microsoft-com:vml" xmlns:wp14="http://schemas.microsoft.com/office/word/2010/wordprocessingDrawing" xmlns:wp="http://schemas.openxmlformats.org/drawingml/2006/wordprocessingDrawing" xmlns:w10="urn:schemas-microsoft-com:office:word" xmlns:w="http://schemas.openxmlformats.org/wordprocessingml/2006/main" xmlns:w14="http://schemas.microsoft.com/office/word/2010/wordml" xmlns:w15="http://schemas.microsoft.com/office/word/2012/wordml" xmlns:w16cex="http://schemas.microsoft.com/office/word/2018/wordml/cex" xmlns:w16cid="http://schemas.microsoft.com/office/word/2016/wordml/cid" xmlns:w16="http://schemas.microsoft.com/office/word/2018/wordml" xmlns:w16sdtdh="http://schemas.microsoft.com/office/word/2020/wordml/sdtdatahash" xmlns:w16se="http://schemas.microsoft.com/office/word/2015/wordml/symex" xmlns:wpg="http://schemas.microsoft.com/office/word/2010/wordprocessingGroup" xmlns:wpi="http://schemas.microsoft.com/office/word/2010/wordprocessingInk" xmlns:wne="http://schemas.microsoft.com/office/word/2006/wordml" xmlns:wps="http://schemas.microsoft.com/office/word/2010/wordprocessingShape" mc:Ignorable="w14 w15 w16se w16cid w16 w16cex w16sdtdh wp14">
   <w:body>
     <w:p>
       <w:pPr>
@@ -153,17 +153,22 @@
           <w:rFonts w:ascii="Times New Roman" w:hAnsi="Times New Roman" w:cs="Times New Roman"/>
           <w:color w:val="000000" w:themeColor="text1"/>
         </w:rPr>
-        <w:t xml:space="preserve">Dipesh </w:t>
-      </w:r>
-      <w:proofErr w:type="spellStart"/>
-      <w:r>
-        <w:rPr>
-          <w:rFonts w:ascii="Times New Roman" w:hAnsi="Times New Roman" w:cs="Times New Roman"/>
-          <w:color w:val="000000" w:themeColor="text1"/>
-        </w:rPr>
-        <w:t>Bastola</w:t>
-      </w:r>
-      <w:proofErr w:type="spellEnd"/>
+        <w:t>D</w:t>
+      </w:r>
+      <w:r>
+        <w:rPr>
+          <w:rFonts w:ascii="Times New Roman" w:hAnsi="Times New Roman" w:cs="Times New Roman"/>
+          <w:color w:val="000000" w:themeColor="text1"/>
+        </w:rPr>
+        <w:t>ee</w:t>
+      </w:r>
+      <w:r>
+        <w:rPr>
+          <w:rFonts w:ascii="Times New Roman" w:hAnsi="Times New Roman" w:cs="Times New Roman"/>
+          <w:color w:val="000000" w:themeColor="text1"/>
+        </w:rPr>
+        <w:t>pesh Bastola</w:t>
+      </w:r>
     </w:p>
     <w:p>
       <w:pPr>
@@ -269,8 +274,8 @@
       </w:r>
       <w:bookmarkStart w:id="0" w:name="_Toc229922887"/>
     </w:p>
-    <w:bookmarkStart w:id="1" w:name="_Toc229923051" w:displacedByCustomXml="next"/>
-    <w:bookmarkStart w:id="2" w:name="_Toc229923291" w:displacedByCustomXml="next"/>
+    <w:bookmarkStart w:id="1" w:name="_Toc229923291" w:displacedByCustomXml="next"/>
+    <w:bookmarkStart w:id="2" w:name="_Toc229923051" w:displacedByCustomXml="next"/>
     <w:sdt>
       <w:sdtPr>
         <w:rPr>
@@ -2611,6 +2616,7 @@
           <w:bCs/>
           <w:color w:val="000000" w:themeColor="text1"/>
         </w:rPr>
+        <w:lastRenderedPageBreak/>
         <w:t>INTRODUCTION</w:t>
       </w:r>
       <w:bookmarkEnd w:id="0"/>
@@ -2897,6 +2903,7 @@
           <w:bCs/>
           <w:color w:val="000000" w:themeColor="text1"/>
         </w:rPr>
+        <w:lastRenderedPageBreak/>
         <w:t>PROBLEM STATEMENT</w:t>
       </w:r>
       <w:bookmarkEnd w:id="20"/>
@@ -3209,6 +3216,7 @@
           <w:sz w:val="28"/>
           <w:szCs w:val="28"/>
         </w:rPr>
+        <w:lastRenderedPageBreak/>
         <w:t>Who is Affected</w:t>
       </w:r>
       <w:bookmarkEnd w:id="30"/>
@@ -3584,6 +3592,7 @@
           <w:sz w:val="24"/>
           <w:szCs w:val="24"/>
         </w:rPr>
+        <w:lastRenderedPageBreak/>
         <w:t>Maintain a structured donor database using MySQL that ensures data integrity, security, and efficient query performance.</w:t>
       </w:r>
     </w:p>
@@ -3985,6 +3994,7 @@
           <w:sz w:val="24"/>
           <w:szCs w:val="24"/>
         </w:rPr>
+        <w:lastRenderedPageBreak/>
         <w:t>System Administrators: Need tools to oversee platform operations, manage users, and ensure data integrity.</w:t>
       </w:r>
     </w:p>
@@ -4302,6 +4312,7 @@
           <w:sz w:val="28"/>
           <w:szCs w:val="28"/>
         </w:rPr>
+        <w:lastRenderedPageBreak/>
         <w:t>High-Level Design</w:t>
       </w:r>
       <w:bookmarkEnd w:id="90"/>
@@ -4844,6 +4855,7 @@
           <w:bCs/>
           <w:color w:val="000000" w:themeColor="text1"/>
         </w:rPr>
+        <w:lastRenderedPageBreak/>
         <w:t>Working Mechanism</w:t>
       </w:r>
       <w:bookmarkEnd w:id="103"/>
@@ -4941,6 +4953,7 @@
           <w:sz w:val="24"/>
           <w:szCs w:val="24"/>
         </w:rPr>
+        <w:lastRenderedPageBreak/>
         <w:drawing>
           <wp:anchor distT="0" distB="0" distL="114300" distR="114300" simplePos="0" relativeHeight="251659264" behindDoc="0" locked="0" layoutInCell="1" allowOverlap="1" wp14:anchorId="141A5133" wp14:editId="7D32D3BA">
             <wp:simplePos x="0" y="0"/>
@@ -5270,6 +5283,7 @@
         <w:rPr>
           <w:noProof/>
         </w:rPr>
+        <w:lastRenderedPageBreak/>
         <w:drawing>
           <wp:anchor distT="0" distB="0" distL="114300" distR="114300" simplePos="0" relativeHeight="251660288" behindDoc="0" locked="0" layoutInCell="1" allowOverlap="1" wp14:anchorId="7CE0618C" wp14:editId="0FA78A68">
             <wp:simplePos x="0" y="0"/>
@@ -5504,6 +5518,7 @@
           <w:color w:val="4472C4" w:themeColor="accent1"/>
           <w:u w:val="single"/>
         </w:rPr>
+        <w:lastRenderedPageBreak/>
         <w:drawing>
           <wp:anchor distT="0" distB="0" distL="114300" distR="114300" simplePos="0" relativeHeight="251661312" behindDoc="0" locked="0" layoutInCell="1" allowOverlap="1" wp14:anchorId="620A8C26" wp14:editId="23F8986E">
             <wp:simplePos x="0" y="0"/>
@@ -5953,6 +5968,7 @@
           <w:bCs/>
           <w:color w:val="000000" w:themeColor="text1"/>
         </w:rPr>
+        <w:lastRenderedPageBreak/>
         <w:t>GANTT CHART</w:t>
       </w:r>
       <w:bookmarkEnd w:id="112"/>
@@ -6331,6 +6347,7 @@
           <w:sz w:val="28"/>
           <w:szCs w:val="28"/>
         </w:rPr>
+        <w:lastRenderedPageBreak/>
         <w:t>Phase Summary</w:t>
       </w:r>
       <w:bookmarkEnd w:id="124"/>
@@ -6659,6 +6676,7 @@
           <w:bCs/>
           <w:color w:val="000000" w:themeColor="text1"/>
         </w:rPr>
+        <w:lastRenderedPageBreak/>
         <w:t>EXPECTED OUTCOME</w:t>
       </w:r>
       <w:bookmarkEnd w:id="129"/>
@@ -7037,6 +7055,7 @@
           <w:sz w:val="24"/>
           <w:szCs w:val="24"/>
         </w:rPr>
+        <w:lastRenderedPageBreak/>
         <w:t>The project demonstrates the practical application of modern web technologies in solving real-world public health challenges and serves as a scalable model that can be expanded to other regions or integrated with national blood bank systems in the future.</w:t>
       </w:r>
     </w:p>
@@ -7083,6 +7102,7 @@
           <w:bCs/>
           <w:color w:val="000000" w:themeColor="text1"/>
         </w:rPr>
+        <w:lastRenderedPageBreak/>
         <w:t>REFERENCES</w:t>
       </w:r>
       <w:bookmarkEnd w:id="144"/>
@@ -7414,7 +7434,7 @@
 </file>
 
 <file path=word/endnotes.xml><?xml version="1.0" encoding="utf-8"?>
-<w:endnotes xmlns:wpc="http://schemas.microsoft.com/office/word/2010/wordprocessingCanvas" xmlns:cx="http://schemas.microsoft.com/office/drawing/2014/chartex" xmlns:cx1="http://schemas.microsoft.com/office/drawing/2015/9/8/chartex" xmlns:cx2="http://schemas.microsoft.com/office/drawing/2015/10/21/chartex" xmlns:cx3="http://schemas.microsoft.com/office/drawing/2016/5/9/chartex" xmlns:cx4="http://schemas.microsoft.com/office/drawing/2016/5/10/chartex" xmlns:cx5="http://schemas.microsoft.com/office/drawing/2016/5/11/chartex" xmlns:cx6="http://schemas.microsoft.com/office/drawing/2016/5/12/chartex" xmlns:cx7="http://schemas.microsoft.com/office/drawing/2016/5/13/chartex" xmlns:cx8="http://schemas.microsoft.com/office/drawing/2016/5/14/chartex" xmlns:mc="http://schemas.openxmlformats.org/markup-compatibility/2006" xmlns:aink="http://schemas.microsoft.com/office/drawing/2016/ink" xmlns:am3d="http://schemas.microsoft.com/office/drawing/2017/model3d" xmlns:o="urn:schemas-microsoft-com:office:office" xmlns:r="http://schemas.openxmlformats.org/officeDocument/2006/relationships" xmlns:m="http://schemas.openxmlformats.org/officeDocument/2006/math" xmlns:v="urn:schemas-microsoft-com:vml" xmlns:wp14="http://schemas.microsoft.com/office/word/2010/wordprocessingDrawing" xmlns:wp="http://schemas.openxmlformats.org/drawingml/2006/wordprocessingDrawing" xmlns:w10="urn:schemas-microsoft-com:office:word" xmlns:w="http://schemas.openxmlformats.org/wordprocessingml/2006/main" xmlns:w14="http://schemas.microsoft.com/office/word/2010/wordml" xmlns:w15="http://schemas.microsoft.com/office/word/2012/wordml" xmlns:w16cex="http://schemas.microsoft.com/office/word/2018/wordml/cex" xmlns:w16cid="http://schemas.microsoft.com/office/word/2016/wordml/cid" xmlns:w16="http://schemas.microsoft.com/office/word/2018/wordml" xmlns:w16sdtdh="http://schemas.microsoft.com/office/word/2020/wordml/sdtdatahash" xmlns:w16se="http://schemas.microsoft.com/office/word/2015/wordml/symex" xmlns:wpg="http://schemas.microsoft.com/office/word/2010/wordprocessingGroup" xmlns:wpi="http://schemas.microsoft.com/office/word/2010/wordprocessingInk" xmlns:wne="http://schemas.microsoft.com/office/word/2006/wordml" xmlns:wps="http://schemas.microsoft.com/office/word/2010/wordprocessingShape" mc:Ignorable="w14 w15 w16se w16cid w16 w16cex w16sdtdh wp14">
+<w:endnotes xmlns:wpc="http://schemas.microsoft.com/office/word/2010/wordprocessingCanvas" xmlns:cx="http://schemas.microsoft.com/office/drawing/2014/chartex" xmlns:cx1="http://schemas.microsoft.com/office/drawing/2015/9/8/chartex" xmlns:cx2="http://schemas.microsoft.com/office/drawing/2015/10/21/chartex" xmlns:cx3="http://schemas.microsoft.com/office/drawing/2016/5/9/chartex" xmlns:cx4="http://schemas.microsoft.com/office/drawing/2016/5/10/chartex" xmlns:cx5="http://schemas.microsoft.com/office/drawing/2016/5/11/chartex" xmlns:cx6="http://schemas.microsoft.com/office/drawing/2016/5/12/chartex" xmlns:cx7="http://schemas.microsoft.com/office/drawing/2016/5/13/chartex" xmlns:cx8="http://schemas.microsoft.com/office/drawing/2016/5/14/chartex" xmlns:mc="http://schemas.openxmlformats.org/markup-compatibility/2006" xmlns:aink="http://schemas.microsoft.com/office/drawing/2016/ink" xmlns:am3d="http://schemas.microsoft.com/office/drawing/2017/model3d" xmlns:o="urn:schemas-microsoft-com:office:office" xmlns:oel="http://schemas.microsoft.com/office/2019/extlst" xmlns:r="http://schemas.openxmlformats.org/officeDocument/2006/relationships" xmlns:m="http://schemas.openxmlformats.org/officeDocument/2006/math" xmlns:v="urn:schemas-microsoft-com:vml" xmlns:wp14="http://schemas.microsoft.com/office/word/2010/wordprocessingDrawing" xmlns:wp="http://schemas.openxmlformats.org/drawingml/2006/wordprocessingDrawing" xmlns:w10="urn:schemas-microsoft-com:office:word" xmlns:w="http://schemas.openxmlformats.org/wordprocessingml/2006/main" xmlns:w14="http://schemas.microsoft.com/office/word/2010/wordml" xmlns:w15="http://schemas.microsoft.com/office/word/2012/wordml" xmlns:w16cex="http://schemas.microsoft.com/office/word/2018/wordml/cex" xmlns:w16cid="http://schemas.microsoft.com/office/word/2016/wordml/cid" xmlns:w16="http://schemas.microsoft.com/office/word/2018/wordml" xmlns:w16sdtdh="http://schemas.microsoft.com/office/word/2020/wordml/sdtdatahash" xmlns:w16se="http://schemas.microsoft.com/office/word/2015/wordml/symex" xmlns:wpg="http://schemas.microsoft.com/office/word/2010/wordprocessingGroup" xmlns:wpi="http://schemas.microsoft.com/office/word/2010/wordprocessingInk" xmlns:wne="http://schemas.microsoft.com/office/word/2006/wordml" xmlns:wps="http://schemas.microsoft.com/office/word/2010/wordprocessingShape" mc:Ignorable="w14 w15 w16se w16cid w16 w16cex w16sdtdh wp14">
   <w:endnote w:type="separator" w:id="-1">
     <w:p>
       <w:r>
@@ -7433,7 +7453,7 @@
 </file>
 
 <file path=word/footnotes.xml><?xml version="1.0" encoding="utf-8"?>
-<w:footnotes xmlns:wpc="http://schemas.microsoft.com/office/word/2010/wordprocessingCanvas" xmlns:cx="http://schemas.microsoft.com/office/drawing/2014/chartex" xmlns:cx1="http://schemas.microsoft.com/office/drawing/2015/9/8/chartex" xmlns:cx2="http://schemas.microsoft.com/office/drawing/2015/10/21/chartex" xmlns:cx3="http://schemas.microsoft.com/office/drawing/2016/5/9/chartex" xmlns:cx4="http://schemas.microsoft.com/office/drawing/2016/5/10/chartex" xmlns:cx5="http://schemas.microsoft.com/office/drawing/2016/5/11/chartex" xmlns:cx6="http://schemas.microsoft.com/office/drawing/2016/5/12/chartex" xmlns:cx7="http://schemas.microsoft.com/office/drawing/2016/5/13/chartex" xmlns:cx8="http://schemas.microsoft.com/office/drawing/2016/5/14/chartex" xmlns:mc="http://schemas.openxmlformats.org/markup-compatibility/2006" xmlns:aink="http://schemas.microsoft.com/office/drawing/2016/ink" xmlns:am3d="http://schemas.microsoft.com/office/drawing/2017/model3d" xmlns:o="urn:schemas-microsoft-com:office:office" xmlns:r="http://schemas.openxmlformats.org/officeDocument/2006/relationships" xmlns:m="http://schemas.openxmlformats.org/officeDocument/2006/math" xmlns:v="urn:schemas-microsoft-com:vml" xmlns:wp14="http://schemas.microsoft.com/office/word/2010/wordprocessingDrawing" xmlns:wp="http://schemas.openxmlformats.org/drawingml/2006/wordprocessingDrawing" xmlns:w10="urn:schemas-microsoft-com:office:word" xmlns:w="http://schemas.openxmlformats.org/wordprocessingml/2006/main" xmlns:w14="http://schemas.microsoft.com/office/word/2010/wordml" xmlns:w15="http://schemas.microsoft.com/office/word/2012/wordml" xmlns:w16cex="http://schemas.microsoft.com/office/word/2018/wordml/cex" xmlns:w16cid="http://schemas.microsoft.com/office/word/2016/wordml/cid" xmlns:w16="http://schemas.microsoft.com/office/word/2018/wordml" xmlns:w16sdtdh="http://schemas.microsoft.com/office/word/2020/wordml/sdtdatahash" xmlns:w16se="http://schemas.microsoft.com/office/word/2015/wordml/symex" xmlns:wpg="http://schemas.microsoft.com/office/word/2010/wordprocessingGroup" xmlns:wpi="http://schemas.microsoft.com/office/word/2010/wordprocessingInk" xmlns:wne="http://schemas.microsoft.com/office/word/2006/wordml" xmlns:wps="http://schemas.microsoft.com/office/word/2010/wordprocessingShape" mc:Ignorable="w14 w15 w16se w16cid w16 w16cex w16sdtdh wp14">
+<w:footnotes xmlns:wpc="http://schemas.microsoft.com/office/word/2010/wordprocessingCanvas" xmlns:cx="http://schemas.microsoft.com/office/drawing/2014/chartex" xmlns:cx1="http://schemas.microsoft.com/office/drawing/2015/9/8/chartex" xmlns:cx2="http://schemas.microsoft.com/office/drawing/2015/10/21/chartex" xmlns:cx3="http://schemas.microsoft.com/office/drawing/2016/5/9/chartex" xmlns:cx4="http://schemas.microsoft.com/office/drawing/2016/5/10/chartex" xmlns:cx5="http://schemas.microsoft.com/office/drawing/2016/5/11/chartex" xmlns:cx6="http://schemas.microsoft.com/office/drawing/2016/5/12/chartex" xmlns:cx7="http://schemas.microsoft.com/office/drawing/2016/5/13/chartex" xmlns:cx8="http://schemas.microsoft.com/office/drawing/2016/5/14/chartex" xmlns:mc="http://schemas.openxmlformats.org/markup-compatibility/2006" xmlns:aink="http://schemas.microsoft.com/office/drawing/2016/ink" xmlns:am3d="http://schemas.microsoft.com/office/drawing/2017/model3d" xmlns:o="urn:schemas-microsoft-com:office:office" xmlns:oel="http://schemas.microsoft.com/office/2019/extlst" xmlns:r="http://schemas.openxmlformats.org/officeDocument/2006/relationships" xmlns:m="http://schemas.openxmlformats.org/officeDocument/2006/math" xmlns:v="urn:schemas-microsoft-com:vml" xmlns:wp14="http://schemas.microsoft.com/office/word/2010/wordprocessingDrawing" xmlns:wp="http://schemas.openxmlformats.org/drawingml/2006/wordprocessingDrawing" xmlns:w10="urn:schemas-microsoft-com:office:word" xmlns:w="http://schemas.openxmlformats.org/wordprocessingml/2006/main" xmlns:w14="http://schemas.microsoft.com/office/word/2010/wordml" xmlns:w15="http://schemas.microsoft.com/office/word/2012/wordml" xmlns:w16cex="http://schemas.microsoft.com/office/word/2018/wordml/cex" xmlns:w16cid="http://schemas.microsoft.com/office/word/2016/wordml/cid" xmlns:w16="http://schemas.microsoft.com/office/word/2018/wordml" xmlns:w16sdtdh="http://schemas.microsoft.com/office/word/2020/wordml/sdtdatahash" xmlns:w16se="http://schemas.microsoft.com/office/word/2015/wordml/symex" xmlns:wpg="http://schemas.microsoft.com/office/word/2010/wordprocessingGroup" xmlns:wpi="http://schemas.microsoft.com/office/word/2010/wordprocessingInk" xmlns:wne="http://schemas.microsoft.com/office/word/2006/wordml" xmlns:wps="http://schemas.microsoft.com/office/word/2010/wordprocessingShape" mc:Ignorable="w14 w15 w16se w16cid w16 w16cex w16sdtdh wp14">
   <w:footnote w:type="separator" w:id="-1">
     <w:p>
       <w:r>
@@ -7452,7 +7472,7 @@
 </file>
 
 <file path=word/numbering.xml><?xml version="1.0" encoding="utf-8"?>
-<w:numbering xmlns:wpc="http://schemas.microsoft.com/office/word/2010/wordprocessingCanvas" xmlns:cx="http://schemas.microsoft.com/office/drawing/2014/chartex" xmlns:cx1="http://schemas.microsoft.com/office/drawing/2015/9/8/chartex" xmlns:cx2="http://schemas.microsoft.com/office/drawing/2015/10/21/chartex" xmlns:cx3="http://schemas.microsoft.com/office/drawing/2016/5/9/chartex" xmlns:cx4="http://schemas.microsoft.com/office/drawing/2016/5/10/chartex" xmlns:cx5="http://schemas.microsoft.com/office/drawing/2016/5/11/chartex" xmlns:cx6="http://schemas.microsoft.com/office/drawing/2016/5/12/chartex" xmlns:cx7="http://schemas.microsoft.com/office/drawing/2016/5/13/chartex" xmlns:cx8="http://schemas.microsoft.com/office/drawing/2016/5/14/chartex" xmlns:mc="http://schemas.openxmlformats.org/markup-compatibility/2006" xmlns:aink="http://schemas.microsoft.com/office/drawing/2016/ink" xmlns:am3d="http://schemas.microsoft.com/office/drawing/2017/model3d" xmlns:o="urn:schemas-microsoft-com:office:office" xmlns:r="http://schemas.openxmlformats.org/officeDocument/2006/relationships" xmlns:m="http://schemas.openxmlformats.org/officeDocument/2006/math" xmlns:v="urn:schemas-microsoft-com:vml" xmlns:wp14="http://schemas.microsoft.com/office/word/2010/wordprocessingDrawing" xmlns:wp="http://schemas.openxmlformats.org/drawingml/2006/wordprocessingDrawing" xmlns:w10="urn:schemas-microsoft-com:office:word" xmlns:w="http://schemas.openxmlformats.org/wordprocessingml/2006/main" xmlns:w14="http://schemas.microsoft.com/office/word/2010/wordml" xmlns:w15="http://schemas.microsoft.com/office/word/2012/wordml" xmlns:w16cex="http://schemas.microsoft.com/office/word/2018/wordml/cex" xmlns:w16cid="http://schemas.microsoft.com/office/word/2016/wordml/cid" xmlns:w16="http://schemas.microsoft.com/office/word/2018/wordml" xmlns:w16sdtdh="http://schemas.microsoft.com/office/word/2020/wordml/sdtdatahash" xmlns:w16se="http://schemas.microsoft.com/office/word/2015/wordml/symex" xmlns:wpg="http://schemas.microsoft.com/office/word/2010/wordprocessingGroup" xmlns:wpi="http://schemas.microsoft.com/office/word/2010/wordprocessingInk" xmlns:wne="http://schemas.microsoft.com/office/word/2006/wordml" xmlns:wps="http://schemas.microsoft.com/office/word/2010/wordprocessingShape" mc:Ignorable="w14 w15 w16se w16cid w16 w16cex w16sdtdh wp14">
+<w:numbering xmlns:wpc="http://schemas.microsoft.com/office/word/2010/wordprocessingCanvas" xmlns:cx="http://schemas.microsoft.com/office/drawing/2014/chartex" xmlns:cx1="http://schemas.microsoft.com/office/drawing/2015/9/8/chartex" xmlns:cx2="http://schemas.microsoft.com/office/drawing/2015/10/21/chartex" xmlns:cx3="http://schemas.microsoft.com/office/drawing/2016/5/9/chartex" xmlns:cx4="http://schemas.microsoft.com/office/drawing/2016/5/10/chartex" xmlns:cx5="http://schemas.microsoft.com/office/drawing/2016/5/11/chartex" xmlns:cx6="http://schemas.microsoft.com/office/drawing/2016/5/12/chartex" xmlns:cx7="http://schemas.microsoft.com/office/drawing/2016/5/13/chartex" xmlns:cx8="http://schemas.microsoft.com/office/drawing/2016/5/14/chartex" xmlns:mc="http://schemas.openxmlformats.org/markup-compatibility/2006" xmlns:aink="http://schemas.microsoft.com/office/drawing/2016/ink" xmlns:am3d="http://schemas.microsoft.com/office/drawing/2017/model3d" xmlns:o="urn:schemas-microsoft-com:office:office" xmlns:oel="http://schemas.microsoft.com/office/2019/extlst" xmlns:r="http://schemas.openxmlformats.org/officeDocument/2006/relationships" xmlns:m="http://schemas.openxmlformats.org/officeDocument/2006/math" xmlns:v="urn:schemas-microsoft-com:vml" xmlns:wp14="http://schemas.microsoft.com/office/word/2010/wordprocessingDrawing" xmlns:wp="http://schemas.openxmlformats.org/drawingml/2006/wordprocessingDrawing" xmlns:w10="urn:schemas-microsoft-com:office:word" xmlns:w="http://schemas.openxmlformats.org/wordprocessingml/2006/main" xmlns:w14="http://schemas.microsoft.com/office/word/2010/wordml" xmlns:w15="http://schemas.microsoft.com/office/word/2012/wordml" xmlns:w16cex="http://schemas.microsoft.com/office/word/2018/wordml/cex" xmlns:w16cid="http://schemas.microsoft.com/office/word/2016/wordml/cid" xmlns:w16="http://schemas.microsoft.com/office/word/2018/wordml" xmlns:w16sdtdh="http://schemas.microsoft.com/office/word/2020/wordml/sdtdatahash" xmlns:w16se="http://schemas.microsoft.com/office/word/2015/wordml/symex" xmlns:wpg="http://schemas.microsoft.com/office/word/2010/wordprocessingGroup" xmlns:wpi="http://schemas.microsoft.com/office/word/2010/wordprocessingInk" xmlns:wne="http://schemas.microsoft.com/office/word/2006/wordml" xmlns:wps="http://schemas.microsoft.com/office/word/2010/wordprocessingShape" mc:Ignorable="w14 w15 w16se w16cid w16 w16cex w16sdtdh wp14">
   <w:abstractNum w:abstractNumId="0" w15:restartNumberingAfterBreak="0">
     <w:nsid w:val="4D546649"/>
     <w:multiLevelType w:val="hybridMultilevel"/>
@@ -7561,13 +7581,13 @@
       <w:lvlJc w:val="left"/>
     </w:lvl>
   </w:abstractNum>
-  <w:num w:numId="1">
+  <w:num w:numId="1" w16cid:durableId="1834301231">
     <w:abstractNumId w:val="0"/>
     <w:lvlOverride w:ilvl="0">
       <w:startOverride w:val="1"/>
     </w:lvlOverride>
   </w:num>
-  <w:num w:numId="2">
+  <w:num w:numId="2" w16cid:durableId="29185865">
     <w:abstractNumId w:val="1"/>
     <w:lvlOverride w:ilvl="0">
       <w:startOverride w:val="1"/>

--- a/Blood Donation Finder Project Proposal.docx
+++ b/Blood Donation Finder Project Proposal.docx
@@ -1,6 +1,6 @@
 
 <file path=word/document.xml><?xml version="1.0" encoding="utf-8"?>
-<w:document xmlns:wpc="http://schemas.microsoft.com/office/word/2010/wordprocessingCanvas" xmlns:cx="http://schemas.microsoft.com/office/drawing/2014/chartex" xmlns:cx1="http://schemas.microsoft.com/office/drawing/2015/9/8/chartex" xmlns:cx2="http://schemas.microsoft.com/office/drawing/2015/10/21/chartex" xmlns:cx3="http://schemas.microsoft.com/office/drawing/2016/5/9/chartex" xmlns:cx4="http://schemas.microsoft.com/office/drawing/2016/5/10/chartex" xmlns:cx5="http://schemas.microsoft.com/office/drawing/2016/5/11/chartex" xmlns:cx6="http://schemas.microsoft.com/office/drawing/2016/5/12/chartex" xmlns:cx7="http://schemas.microsoft.com/office/drawing/2016/5/13/chartex" xmlns:cx8="http://schemas.microsoft.com/office/drawing/2016/5/14/chartex" xmlns:mc="http://schemas.openxmlformats.org/markup-compatibility/2006" xmlns:aink="http://schemas.microsoft.com/office/drawing/2016/ink" xmlns:am3d="http://schemas.microsoft.com/office/drawing/2017/model3d" xmlns:o="urn:schemas-microsoft-com:office:office" xmlns:oel="http://schemas.microsoft.com/office/2019/extlst" xmlns:r="http://schemas.openxmlformats.org/officeDocument/2006/relationships" xmlns:m="http://schemas.openxmlformats.org/officeDocument/2006/math" xmlns:v="urn:schemas-microsoft-com:vml" xmlns:wp14="http://schemas.microsoft.com/office/word/2010/wordprocessingDrawing" xmlns:wp="http://schemas.openxmlformats.org/drawingml/2006/wordprocessingDrawing" xmlns:w10="urn:schemas-microsoft-com:office:word" xmlns:w="http://schemas.openxmlformats.org/wordprocessingml/2006/main" xmlns:w14="http://schemas.microsoft.com/office/word/2010/wordml" xmlns:w15="http://schemas.microsoft.com/office/word/2012/wordml" xmlns:w16cex="http://schemas.microsoft.com/office/word/2018/wordml/cex" xmlns:w16cid="http://schemas.microsoft.com/office/word/2016/wordml/cid" xmlns:w16="http://schemas.microsoft.com/office/word/2018/wordml" xmlns:w16sdtdh="http://schemas.microsoft.com/office/word/2020/wordml/sdtdatahash" xmlns:w16se="http://schemas.microsoft.com/office/word/2015/wordml/symex" xmlns:wpg="http://schemas.microsoft.com/office/word/2010/wordprocessingGroup" xmlns:wpi="http://schemas.microsoft.com/office/word/2010/wordprocessingInk" xmlns:wne="http://schemas.microsoft.com/office/word/2006/wordml" xmlns:wps="http://schemas.microsoft.com/office/word/2010/wordprocessingShape" mc:Ignorable="w14 w15 w16se w16cid w16 w16cex w16sdtdh wp14">
+<w:document xmlns:wpc="http://schemas.microsoft.com/office/word/2010/wordprocessingCanvas" xmlns:cx="http://schemas.microsoft.com/office/drawing/2014/chartex" xmlns:cx1="http://schemas.microsoft.com/office/drawing/2015/9/8/chartex" xmlns:cx2="http://schemas.microsoft.com/office/drawing/2015/10/21/chartex" xmlns:cx3="http://schemas.microsoft.com/office/drawing/2016/5/9/chartex" xmlns:cx4="http://schemas.microsoft.com/office/drawing/2016/5/10/chartex" xmlns:cx5="http://schemas.microsoft.com/office/drawing/2016/5/11/chartex" xmlns:cx6="http://schemas.microsoft.com/office/drawing/2016/5/12/chartex" xmlns:cx7="http://schemas.microsoft.com/office/drawing/2016/5/13/chartex" xmlns:cx8="http://schemas.microsoft.com/office/drawing/2016/5/14/chartex" xmlns:mc="http://schemas.openxmlformats.org/markup-compatibility/2006" xmlns:aink="http://schemas.microsoft.com/office/drawing/2016/ink" xmlns:am3d="http://schemas.microsoft.com/office/drawing/2017/model3d" xmlns:o="urn:schemas-microsoft-com:office:office" xmlns:r="http://schemas.openxmlformats.org/officeDocument/2006/relationships" xmlns:m="http://schemas.openxmlformats.org/officeDocument/2006/math" xmlns:v="urn:schemas-microsoft-com:vml" xmlns:wp14="http://schemas.microsoft.com/office/word/2010/wordprocessingDrawing" xmlns:wp="http://schemas.openxmlformats.org/drawingml/2006/wordprocessingDrawing" xmlns:w10="urn:schemas-microsoft-com:office:word" xmlns:w="http://schemas.openxmlformats.org/wordprocessingml/2006/main" xmlns:w14="http://schemas.microsoft.com/office/word/2010/wordml" xmlns:w15="http://schemas.microsoft.com/office/word/2012/wordml" xmlns:w16cex="http://schemas.microsoft.com/office/word/2018/wordml/cex" xmlns:w16cid="http://schemas.microsoft.com/office/word/2016/wordml/cid" xmlns:w16="http://schemas.microsoft.com/office/word/2018/wordml" xmlns:w16sdtdh="http://schemas.microsoft.com/office/word/2020/wordml/sdtdatahash" xmlns:w16se="http://schemas.microsoft.com/office/word/2015/wordml/symex" xmlns:wpg="http://schemas.microsoft.com/office/word/2010/wordprocessingGroup" xmlns:wpi="http://schemas.microsoft.com/office/word/2010/wordprocessingInk" xmlns:wne="http://schemas.microsoft.com/office/word/2006/wordml" xmlns:wps="http://schemas.microsoft.com/office/word/2010/wordprocessingShape" mc:Ignorable="w14 w15 w16se w16cid w16 w16cex w16sdtdh wp14">
   <w:body>
     <w:p>
       <w:pPr>
@@ -127,17 +127,8 @@
           <w:rFonts w:ascii="Times New Roman" w:hAnsi="Times New Roman" w:cs="Times New Roman"/>
           <w:color w:val="000000" w:themeColor="text1"/>
         </w:rPr>
-        <w:t xml:space="preserve">Aryan </w:t>
-      </w:r>
-      <w:proofErr w:type="spellStart"/>
-      <w:r>
-        <w:rPr>
-          <w:rFonts w:ascii="Times New Roman" w:hAnsi="Times New Roman" w:cs="Times New Roman"/>
-          <w:color w:val="000000" w:themeColor="text1"/>
-        </w:rPr>
-        <w:t>Mainalee</w:t>
-      </w:r>
-      <w:proofErr w:type="spellEnd"/>
+        <w:t>Aryan Mainalee</w:t>
+      </w:r>
     </w:p>
     <w:p>
       <w:pPr>
@@ -2616,7 +2607,6 @@
           <w:bCs/>
           <w:color w:val="000000" w:themeColor="text1"/>
         </w:rPr>
-        <w:lastRenderedPageBreak/>
         <w:t>INTRODUCTION</w:t>
       </w:r>
       <w:bookmarkEnd w:id="0"/>
@@ -2771,27 +2761,7 @@
           <w:sz w:val="24"/>
           <w:szCs w:val="24"/>
         </w:rPr>
-        <w:t>This project operates at the intersection of healthcare informatics and web application development. It leverages real-time web technologies to create a digital bridge between voluntary blood donors and individuals or organizations in need of blood. The platform falls under the domain of health technology (</w:t>
-      </w:r>
-      <w:proofErr w:type="spellStart"/>
-      <w:r>
-        <w:rPr>
-          <w:rFonts w:ascii="Times New Roman" w:hAnsi="Times New Roman" w:cs="Times New Roman"/>
-          <w:color w:val="000000" w:themeColor="text1"/>
-          <w:sz w:val="24"/>
-          <w:szCs w:val="24"/>
-        </w:rPr>
-        <w:t>HealthTech</w:t>
-      </w:r>
-      <w:proofErr w:type="spellEnd"/>
-      <w:r>
-        <w:rPr>
-          <w:rFonts w:ascii="Times New Roman" w:hAnsi="Times New Roman" w:cs="Times New Roman"/>
-          <w:color w:val="000000" w:themeColor="text1"/>
-          <w:sz w:val="24"/>
-          <w:szCs w:val="24"/>
-        </w:rPr>
-        <w:t>), specifically addressing emergency response systems and donor management systems.</w:t>
+        <w:t>This project operates at the intersection of healthcare informatics and web application development. It leverages real-time web technologies to create a digital bridge between voluntary blood donors and individuals or organizations in need of blood. The platform falls under the domain of health technology (HealthTech), specifically addressing emergency response systems and donor management systems.</w:t>
       </w:r>
     </w:p>
     <w:p>
@@ -2903,7 +2873,6 @@
           <w:bCs/>
           <w:color w:val="000000" w:themeColor="text1"/>
         </w:rPr>
-        <w:lastRenderedPageBreak/>
         <w:t>PROBLEM STATEMENT</w:t>
       </w:r>
       <w:bookmarkEnd w:id="20"/>
@@ -3216,7 +3185,6 @@
           <w:sz w:val="28"/>
           <w:szCs w:val="28"/>
         </w:rPr>
-        <w:lastRenderedPageBreak/>
         <w:t>Who is Affected</w:t>
       </w:r>
       <w:bookmarkEnd w:id="30"/>
@@ -3592,7 +3560,6 @@
           <w:sz w:val="24"/>
           <w:szCs w:val="24"/>
         </w:rPr>
-        <w:lastRenderedPageBreak/>
         <w:t>Maintain a structured donor database using MySQL that ensures data integrity, security, and efficient query performance.</w:t>
       </w:r>
     </w:p>
@@ -3789,27 +3756,7 @@
           <w:sz w:val="24"/>
           <w:szCs w:val="24"/>
         </w:rPr>
-        <w:t xml:space="preserve">An analysis of existing blood donation applications such as </w:t>
-      </w:r>
-      <w:proofErr w:type="spellStart"/>
-      <w:r>
-        <w:rPr>
-          <w:rFonts w:ascii="Times New Roman" w:hAnsi="Times New Roman" w:cs="Times New Roman"/>
-          <w:color w:val="000000" w:themeColor="text1"/>
-          <w:sz w:val="24"/>
-          <w:szCs w:val="24"/>
-        </w:rPr>
-        <w:t>HamroLifeBank</w:t>
-      </w:r>
-      <w:proofErr w:type="spellEnd"/>
-      <w:r>
-        <w:rPr>
-          <w:rFonts w:ascii="Times New Roman" w:hAnsi="Times New Roman" w:cs="Times New Roman"/>
-          <w:color w:val="000000" w:themeColor="text1"/>
-          <w:sz w:val="24"/>
-          <w:szCs w:val="24"/>
-        </w:rPr>
-        <w:t xml:space="preserve"> and BloodConnect.org was conducted to understand current features, limitations, and user expectations.</w:t>
+        <w:t>An analysis of existing blood donation applications such as HamroLifeBank and BloodConnect.org was conducted to understand current features, limitations, and user expectations.</w:t>
       </w:r>
     </w:p>
     <w:p>
@@ -3994,7 +3941,6 @@
           <w:sz w:val="24"/>
           <w:szCs w:val="24"/>
         </w:rPr>
-        <w:lastRenderedPageBreak/>
         <w:t>System Administrators: Need tools to oversee platform operations, manage users, and ensure data integrity.</w:t>
       </w:r>
     </w:p>
@@ -4135,27 +4081,7 @@
           <w:sz w:val="24"/>
           <w:szCs w:val="24"/>
         </w:rPr>
-        <w:t xml:space="preserve"> is a standard, production-proven combination. All technologies are open-source, have large developer communities, and are supported by extensive documentation. The use of </w:t>
-      </w:r>
-      <w:proofErr w:type="spellStart"/>
-      <w:r>
-        <w:rPr>
-          <w:rFonts w:ascii="Times New Roman" w:hAnsi="Times New Roman" w:cs="Times New Roman"/>
-          <w:color w:val="000000" w:themeColor="text1"/>
-          <w:sz w:val="24"/>
-          <w:szCs w:val="24"/>
-        </w:rPr>
-        <w:t>Nodemailer</w:t>
-      </w:r>
-      <w:proofErr w:type="spellEnd"/>
-      <w:r>
-        <w:rPr>
-          <w:rFonts w:ascii="Times New Roman" w:hAnsi="Times New Roman" w:cs="Times New Roman"/>
-          <w:color w:val="000000" w:themeColor="text1"/>
-          <w:sz w:val="24"/>
-          <w:szCs w:val="24"/>
-        </w:rPr>
-        <w:t xml:space="preserve"> with Gmail SMTP for email notifications and JWT-based authentication adds proven, enterprise-grade capabilities without additional licensing costs.</w:t>
+        <w:t xml:space="preserve"> is a standard, production-proven combination. All technologies are open-source, have large developer communities, and are supported by extensive documentation. The use of Nodemailer with Gmail SMTP for email notifications and JWT-based authentication adds proven, enterprise-grade capabilities without additional licensing costs.</w:t>
       </w:r>
     </w:p>
     <w:p>
@@ -4312,7 +4238,6 @@
           <w:sz w:val="28"/>
           <w:szCs w:val="28"/>
         </w:rPr>
-        <w:lastRenderedPageBreak/>
         <w:t>High-Level Design</w:t>
       </w:r>
       <w:bookmarkEnd w:id="90"/>
@@ -4781,27 +4706,7 @@
           <w:sz w:val="24"/>
           <w:szCs w:val="24"/>
         </w:rPr>
-        <w:t xml:space="preserve">Notification Service: </w:t>
-      </w:r>
-      <w:proofErr w:type="spellStart"/>
-      <w:r>
-        <w:rPr>
-          <w:rFonts w:ascii="Times New Roman" w:hAnsi="Times New Roman" w:cs="Times New Roman"/>
-          <w:color w:val="000000" w:themeColor="text1"/>
-          <w:sz w:val="24"/>
-          <w:szCs w:val="24"/>
-        </w:rPr>
-        <w:t>Nodemailer</w:t>
-      </w:r>
-      <w:proofErr w:type="spellEnd"/>
-      <w:r>
-        <w:rPr>
-          <w:rFonts w:ascii="Times New Roman" w:hAnsi="Times New Roman" w:cs="Times New Roman"/>
-          <w:color w:val="000000" w:themeColor="text1"/>
-          <w:sz w:val="24"/>
-          <w:szCs w:val="24"/>
-        </w:rPr>
-        <w:t xml:space="preserve"> with Gmail SMTP</w:t>
+        <w:t>Notification Service: Nodemailer with Gmail SMTP</w:t>
       </w:r>
       <w:r>
         <w:rPr>
@@ -4855,7 +4760,6 @@
           <w:bCs/>
           <w:color w:val="000000" w:themeColor="text1"/>
         </w:rPr>
-        <w:lastRenderedPageBreak/>
         <w:t>Working Mechanism</w:t>
       </w:r>
       <w:bookmarkEnd w:id="103"/>
@@ -4953,15 +4857,14 @@
           <w:sz w:val="24"/>
           <w:szCs w:val="24"/>
         </w:rPr>
-        <w:lastRenderedPageBreak/>
         <w:drawing>
-          <wp:anchor distT="0" distB="0" distL="114300" distR="114300" simplePos="0" relativeHeight="251659264" behindDoc="0" locked="0" layoutInCell="1" allowOverlap="1" wp14:anchorId="141A5133" wp14:editId="7D32D3BA">
+          <wp:anchor distT="0" distB="0" distL="114300" distR="114300" simplePos="0" relativeHeight="251659264" behindDoc="0" locked="0" layoutInCell="1" allowOverlap="1" wp14:anchorId="141A5133" wp14:editId="63A6CD1F">
             <wp:simplePos x="0" y="0"/>
             <wp:positionH relativeFrom="margin">
-              <wp:posOffset>660400</wp:posOffset>
+              <wp:posOffset>-284480</wp:posOffset>
             </wp:positionH>
             <wp:positionV relativeFrom="margin">
-              <wp:posOffset>-252730</wp:posOffset>
+              <wp:posOffset>234950</wp:posOffset>
             </wp:positionV>
             <wp:extent cx="6704330" cy="4870450"/>
             <wp:effectExtent l="0" t="0" r="1270" b="6350"/>
@@ -5014,174 +4917,6 @@
     <w:p>
       <w:pPr>
         <w:spacing w:before="80" w:after="80" w:line="360" w:lineRule="auto"/>
-        <w:jc w:val="both"/>
-        <w:rPr>
-          <w:rFonts w:ascii="Times New Roman" w:hAnsi="Times New Roman" w:cs="Times New Roman"/>
-          <w:color w:val="000000" w:themeColor="text1"/>
-          <w:sz w:val="24"/>
-          <w:szCs w:val="24"/>
-        </w:rPr>
-      </w:pPr>
-    </w:p>
-    <w:p>
-      <w:pPr>
-        <w:spacing w:before="80" w:after="80" w:line="360" w:lineRule="auto"/>
-        <w:jc w:val="both"/>
-        <w:rPr>
-          <w:rFonts w:ascii="Times New Roman" w:hAnsi="Times New Roman" w:cs="Times New Roman"/>
-          <w:color w:val="000000" w:themeColor="text1"/>
-          <w:sz w:val="24"/>
-          <w:szCs w:val="24"/>
-        </w:rPr>
-      </w:pPr>
-    </w:p>
-    <w:p>
-      <w:pPr>
-        <w:spacing w:before="80" w:after="80" w:line="360" w:lineRule="auto"/>
-        <w:jc w:val="both"/>
-        <w:rPr>
-          <w:rFonts w:ascii="Times New Roman" w:hAnsi="Times New Roman" w:cs="Times New Roman"/>
-          <w:color w:val="000000" w:themeColor="text1"/>
-          <w:sz w:val="24"/>
-          <w:szCs w:val="24"/>
-        </w:rPr>
-      </w:pPr>
-    </w:p>
-    <w:p>
-      <w:pPr>
-        <w:spacing w:before="80" w:after="80" w:line="360" w:lineRule="auto"/>
-        <w:jc w:val="both"/>
-        <w:rPr>
-          <w:rFonts w:ascii="Times New Roman" w:hAnsi="Times New Roman" w:cs="Times New Roman"/>
-          <w:color w:val="000000" w:themeColor="text1"/>
-          <w:sz w:val="24"/>
-          <w:szCs w:val="24"/>
-        </w:rPr>
-      </w:pPr>
-    </w:p>
-    <w:p>
-      <w:pPr>
-        <w:spacing w:before="80" w:after="80" w:line="360" w:lineRule="auto"/>
-        <w:jc w:val="both"/>
-        <w:rPr>
-          <w:rFonts w:ascii="Times New Roman" w:hAnsi="Times New Roman" w:cs="Times New Roman"/>
-          <w:color w:val="000000" w:themeColor="text1"/>
-          <w:sz w:val="24"/>
-          <w:szCs w:val="24"/>
-        </w:rPr>
-      </w:pPr>
-    </w:p>
-    <w:p>
-      <w:pPr>
-        <w:spacing w:before="80" w:after="80" w:line="360" w:lineRule="auto"/>
-        <w:jc w:val="both"/>
-        <w:rPr>
-          <w:rFonts w:ascii="Times New Roman" w:hAnsi="Times New Roman" w:cs="Times New Roman"/>
-          <w:color w:val="000000" w:themeColor="text1"/>
-          <w:sz w:val="24"/>
-          <w:szCs w:val="24"/>
-        </w:rPr>
-      </w:pPr>
-    </w:p>
-    <w:p>
-      <w:pPr>
-        <w:spacing w:before="80" w:after="80" w:line="360" w:lineRule="auto"/>
-        <w:jc w:val="both"/>
-        <w:rPr>
-          <w:rFonts w:ascii="Times New Roman" w:hAnsi="Times New Roman" w:cs="Times New Roman"/>
-          <w:color w:val="000000" w:themeColor="text1"/>
-          <w:sz w:val="24"/>
-          <w:szCs w:val="24"/>
-        </w:rPr>
-      </w:pPr>
-    </w:p>
-    <w:p>
-      <w:pPr>
-        <w:spacing w:before="80" w:after="80" w:line="360" w:lineRule="auto"/>
-        <w:jc w:val="both"/>
-        <w:rPr>
-          <w:rFonts w:ascii="Times New Roman" w:hAnsi="Times New Roman" w:cs="Times New Roman"/>
-          <w:color w:val="000000" w:themeColor="text1"/>
-          <w:sz w:val="24"/>
-          <w:szCs w:val="24"/>
-        </w:rPr>
-      </w:pPr>
-    </w:p>
-    <w:p>
-      <w:pPr>
-        <w:spacing w:before="80" w:after="80" w:line="360" w:lineRule="auto"/>
-        <w:jc w:val="both"/>
-        <w:rPr>
-          <w:rFonts w:ascii="Times New Roman" w:hAnsi="Times New Roman" w:cs="Times New Roman"/>
-          <w:color w:val="000000" w:themeColor="text1"/>
-          <w:sz w:val="24"/>
-          <w:szCs w:val="24"/>
-        </w:rPr>
-      </w:pPr>
-    </w:p>
-    <w:p>
-      <w:pPr>
-        <w:spacing w:before="80" w:after="80" w:line="360" w:lineRule="auto"/>
-        <w:jc w:val="both"/>
-        <w:rPr>
-          <w:rFonts w:ascii="Times New Roman" w:hAnsi="Times New Roman" w:cs="Times New Roman"/>
-          <w:color w:val="000000" w:themeColor="text1"/>
-          <w:sz w:val="24"/>
-          <w:szCs w:val="24"/>
-        </w:rPr>
-      </w:pPr>
-    </w:p>
-    <w:p>
-      <w:pPr>
-        <w:spacing w:before="80" w:after="80" w:line="360" w:lineRule="auto"/>
-        <w:jc w:val="both"/>
-        <w:rPr>
-          <w:rFonts w:ascii="Times New Roman" w:hAnsi="Times New Roman" w:cs="Times New Roman"/>
-          <w:color w:val="000000" w:themeColor="text1"/>
-          <w:sz w:val="24"/>
-          <w:szCs w:val="24"/>
-        </w:rPr>
-      </w:pPr>
-    </w:p>
-    <w:p>
-      <w:pPr>
-        <w:spacing w:before="80" w:after="80" w:line="360" w:lineRule="auto"/>
-        <w:jc w:val="both"/>
-        <w:rPr>
-          <w:rFonts w:ascii="Times New Roman" w:hAnsi="Times New Roman" w:cs="Times New Roman"/>
-          <w:color w:val="000000" w:themeColor="text1"/>
-          <w:sz w:val="24"/>
-          <w:szCs w:val="24"/>
-        </w:rPr>
-      </w:pPr>
-    </w:p>
-    <w:p>
-      <w:pPr>
-        <w:spacing w:before="80" w:after="80" w:line="360" w:lineRule="auto"/>
-        <w:jc w:val="both"/>
-        <w:rPr>
-          <w:rFonts w:ascii="Times New Roman" w:hAnsi="Times New Roman" w:cs="Times New Roman"/>
-          <w:color w:val="000000" w:themeColor="text1"/>
-          <w:sz w:val="24"/>
-          <w:szCs w:val="24"/>
-        </w:rPr>
-      </w:pPr>
-    </w:p>
-    <w:p>
-      <w:pPr>
-        <w:spacing w:before="80" w:after="80" w:line="360" w:lineRule="auto"/>
-        <w:jc w:val="both"/>
-        <w:rPr>
-          <w:rFonts w:ascii="Times New Roman" w:hAnsi="Times New Roman" w:cs="Times New Roman"/>
-          <w:color w:val="000000" w:themeColor="text1"/>
-          <w:sz w:val="24"/>
-          <w:szCs w:val="24"/>
-        </w:rPr>
-      </w:pPr>
-    </w:p>
-    <w:p>
-      <w:pPr>
-        <w:spacing w:before="80" w:after="80" w:line="360" w:lineRule="auto"/>
         <w:jc w:val="center"/>
         <w:rPr>
           <w:rFonts w:ascii="Times New Roman" w:hAnsi="Times New Roman" w:cs="Times New Roman"/>
@@ -5273,6 +5008,16 @@
           <w:sz w:val="24"/>
           <w:szCs w:val="24"/>
         </w:rPr>
+      </w:pPr>
+    </w:p>
+    <w:p>
+      <w:pPr>
+        <w:spacing w:line="360" w:lineRule="auto"/>
+      </w:pPr>
+    </w:p>
+    <w:p>
+      <w:pPr>
+        <w:spacing w:line="360" w:lineRule="auto"/>
       </w:pPr>
       <w:bookmarkStart w:id="107" w:name="_Toc229922910"/>
       <w:bookmarkStart w:id="108" w:name="_Toc229923074"/>
@@ -5283,17 +5028,16 @@
         <w:rPr>
           <w:noProof/>
         </w:rPr>
-        <w:lastRenderedPageBreak/>
         <w:drawing>
-          <wp:anchor distT="0" distB="0" distL="114300" distR="114300" simplePos="0" relativeHeight="251660288" behindDoc="0" locked="0" layoutInCell="1" allowOverlap="1" wp14:anchorId="7CE0618C" wp14:editId="0FA78A68">
+          <wp:anchor distT="0" distB="0" distL="114300" distR="114300" simplePos="0" relativeHeight="251660288" behindDoc="0" locked="0" layoutInCell="1" allowOverlap="1" wp14:anchorId="7CE0618C" wp14:editId="49AC5C82">
             <wp:simplePos x="0" y="0"/>
             <wp:positionH relativeFrom="margin">
-              <wp:posOffset>524510</wp:posOffset>
+              <wp:posOffset>-472440</wp:posOffset>
             </wp:positionH>
             <wp:positionV relativeFrom="margin">
-              <wp:posOffset>-298450</wp:posOffset>
+              <wp:posOffset>731520</wp:posOffset>
             </wp:positionV>
-            <wp:extent cx="7596505" cy="4804410"/>
+            <wp:extent cx="6834505" cy="4804410"/>
             <wp:effectExtent l="0" t="0" r="4445" b="0"/>
             <wp:wrapSquare wrapText="bothSides"/>
             <wp:docPr id="3" name="Picture 3"/>
@@ -5322,7 +5066,7 @@
                   <pic:spPr>
                     <a:xfrm>
                       <a:off x="0" y="0"/>
-                      <a:ext cx="7596505" cy="4804410"/>
+                      <a:ext cx="6834505" cy="4804410"/>
                     </a:xfrm>
                     <a:prstGeom prst="rect">
                       <a:avLst/>
@@ -5354,91 +5098,6 @@
     <w:p>
       <w:pPr>
         <w:spacing w:line="360" w:lineRule="auto"/>
-      </w:pPr>
-    </w:p>
-    <w:p>
-      <w:pPr>
-        <w:spacing w:line="360" w:lineRule="auto"/>
-      </w:pPr>
-    </w:p>
-    <w:p>
-      <w:pPr>
-        <w:spacing w:line="360" w:lineRule="auto"/>
-      </w:pPr>
-    </w:p>
-    <w:p>
-      <w:pPr>
-        <w:spacing w:line="360" w:lineRule="auto"/>
-      </w:pPr>
-    </w:p>
-    <w:p>
-      <w:pPr>
-        <w:spacing w:line="360" w:lineRule="auto"/>
-      </w:pPr>
-    </w:p>
-    <w:p>
-      <w:pPr>
-        <w:spacing w:line="360" w:lineRule="auto"/>
-      </w:pPr>
-    </w:p>
-    <w:p>
-      <w:pPr>
-        <w:spacing w:line="360" w:lineRule="auto"/>
-      </w:pPr>
-    </w:p>
-    <w:p>
-      <w:pPr>
-        <w:spacing w:line="360" w:lineRule="auto"/>
-      </w:pPr>
-    </w:p>
-    <w:p>
-      <w:pPr>
-        <w:spacing w:line="360" w:lineRule="auto"/>
-      </w:pPr>
-    </w:p>
-    <w:p>
-      <w:pPr>
-        <w:spacing w:line="360" w:lineRule="auto"/>
-      </w:pPr>
-    </w:p>
-    <w:p>
-      <w:pPr>
-        <w:spacing w:line="360" w:lineRule="auto"/>
-      </w:pPr>
-    </w:p>
-    <w:p>
-      <w:pPr>
-        <w:spacing w:line="360" w:lineRule="auto"/>
-      </w:pPr>
-    </w:p>
-    <w:p>
-      <w:pPr>
-        <w:spacing w:line="360" w:lineRule="auto"/>
-      </w:pPr>
-    </w:p>
-    <w:p>
-      <w:pPr>
-        <w:spacing w:line="360" w:lineRule="auto"/>
-      </w:pPr>
-    </w:p>
-    <w:p>
-      <w:pPr>
-        <w:spacing w:line="360" w:lineRule="auto"/>
-      </w:pPr>
-    </w:p>
-    <w:p>
-      <w:pPr>
-        <w:spacing w:line="360" w:lineRule="auto"/>
-      </w:pPr>
-    </w:p>
-    <w:p>
-      <w:pPr>
-        <w:spacing w:line="360" w:lineRule="auto"/>
-      </w:pPr>
-    </w:p>
-    <w:p>
-      <w:pPr>
-        <w:spacing w:line="360" w:lineRule="auto"/>
         <w:jc w:val="center"/>
         <w:rPr>
           <w:i/>
@@ -5498,7 +5157,6 @@
     <w:p>
       <w:pPr>
         <w:spacing w:line="360" w:lineRule="auto"/>
-        <w:jc w:val="center"/>
         <w:rPr>
           <w:b/>
           <w:bCs/>
@@ -5518,18 +5176,17 @@
           <w:color w:val="4472C4" w:themeColor="accent1"/>
           <w:u w:val="single"/>
         </w:rPr>
-        <w:lastRenderedPageBreak/>
         <w:drawing>
-          <wp:anchor distT="0" distB="0" distL="114300" distR="114300" simplePos="0" relativeHeight="251661312" behindDoc="0" locked="0" layoutInCell="1" allowOverlap="1" wp14:anchorId="620A8C26" wp14:editId="23F8986E">
+          <wp:anchor distT="0" distB="0" distL="114300" distR="114300" simplePos="0" relativeHeight="251661312" behindDoc="0" locked="0" layoutInCell="1" allowOverlap="1" wp14:anchorId="620A8C26" wp14:editId="4A53E5FF">
             <wp:simplePos x="0" y="0"/>
             <wp:positionH relativeFrom="margin">
-              <wp:posOffset>154940</wp:posOffset>
+              <wp:posOffset>-434340</wp:posOffset>
             </wp:positionH>
             <wp:positionV relativeFrom="margin">
-              <wp:posOffset>-57150</wp:posOffset>
+              <wp:posOffset>304800</wp:posOffset>
             </wp:positionV>
-            <wp:extent cx="7381875" cy="4635500"/>
-            <wp:effectExtent l="0" t="0" r="9525" b="0"/>
+            <wp:extent cx="6789420" cy="4427220"/>
+            <wp:effectExtent l="0" t="0" r="0" b="0"/>
             <wp:wrapSquare wrapText="bothSides"/>
             <wp:docPr id="5" name="Picture 5"/>
             <wp:cNvGraphicFramePr>
@@ -5557,7 +5214,7 @@
                   <pic:spPr>
                     <a:xfrm>
                       <a:off x="0" y="0"/>
-                      <a:ext cx="7381875" cy="4635500"/>
+                      <a:ext cx="6789420" cy="4427220"/>
                     </a:xfrm>
                     <a:prstGeom prst="rect">
                       <a:avLst/>
@@ -5578,8 +5235,10 @@
     </w:p>
     <w:p>
       <w:pPr>
+        <w:tabs>
+          <w:tab w:val="left" w:pos="4790"/>
+        </w:tabs>
         <w:spacing w:line="360" w:lineRule="auto"/>
-        <w:jc w:val="center"/>
         <w:rPr>
           <w:b/>
           <w:bCs/>
@@ -5592,121 +5251,12 @@
     </w:p>
     <w:p>
       <w:pPr>
-        <w:spacing w:line="360" w:lineRule="auto"/>
-      </w:pPr>
-    </w:p>
-    <w:p>
-      <w:pPr>
-        <w:spacing w:line="360" w:lineRule="auto"/>
-      </w:pPr>
-    </w:p>
-    <w:p>
-      <w:pPr>
-        <w:spacing w:line="360" w:lineRule="auto"/>
-      </w:pPr>
-    </w:p>
-    <w:p>
-      <w:pPr>
-        <w:spacing w:line="360" w:lineRule="auto"/>
-      </w:pPr>
-    </w:p>
-    <w:p>
-      <w:pPr>
-        <w:spacing w:line="360" w:lineRule="auto"/>
-      </w:pPr>
-    </w:p>
-    <w:p>
-      <w:pPr>
-        <w:spacing w:line="360" w:lineRule="auto"/>
-      </w:pPr>
-    </w:p>
-    <w:p>
-      <w:pPr>
-        <w:spacing w:line="360" w:lineRule="auto"/>
-      </w:pPr>
-    </w:p>
-    <w:p>
-      <w:pPr>
-        <w:spacing w:line="360" w:lineRule="auto"/>
-      </w:pPr>
-    </w:p>
-    <w:p>
-      <w:pPr>
-        <w:spacing w:line="360" w:lineRule="auto"/>
-      </w:pPr>
-    </w:p>
-    <w:p>
-      <w:pPr>
-        <w:spacing w:line="360" w:lineRule="auto"/>
-      </w:pPr>
-    </w:p>
-    <w:p>
-      <w:pPr>
-        <w:spacing w:line="360" w:lineRule="auto"/>
-      </w:pPr>
-    </w:p>
-    <w:p>
-      <w:pPr>
-        <w:spacing w:line="360" w:lineRule="auto"/>
-      </w:pPr>
-    </w:p>
-    <w:p>
-      <w:pPr>
-        <w:spacing w:line="360" w:lineRule="auto"/>
-      </w:pPr>
-    </w:p>
-    <w:p>
-      <w:pPr>
-        <w:spacing w:line="360" w:lineRule="auto"/>
-      </w:pPr>
-    </w:p>
-    <w:p>
-      <w:pPr>
-        <w:spacing w:line="360" w:lineRule="auto"/>
-      </w:pPr>
-    </w:p>
-    <w:p>
-      <w:pPr>
-        <w:tabs>
-          <w:tab w:val="left" w:pos="4790"/>
-        </w:tabs>
-        <w:spacing w:line="360" w:lineRule="auto"/>
-        <w:rPr>
-          <w:b/>
-          <w:bCs/>
-          <w:i/>
-          <w:iCs/>
-          <w:color w:val="4472C4" w:themeColor="accent1"/>
-          <w:u w:val="single"/>
-        </w:rPr>
-      </w:pPr>
-    </w:p>
-    <w:p>
-      <w:pPr>
         <w:tabs>
           <w:tab w:val="left" w:pos="4790"/>
         </w:tabs>
         <w:spacing w:line="360" w:lineRule="auto"/>
         <w:jc w:val="center"/>
         <w:rPr>
-          <w:b/>
-          <w:bCs/>
-          <w:i/>
-          <w:iCs/>
-          <w:color w:val="4472C4" w:themeColor="accent1"/>
-          <w:u w:val="single"/>
-        </w:rPr>
-      </w:pPr>
-    </w:p>
-    <w:p>
-      <w:pPr>
-        <w:tabs>
-          <w:tab w:val="left" w:pos="4790"/>
-        </w:tabs>
-        <w:spacing w:line="360" w:lineRule="auto"/>
-        <w:rPr>
-          <w:b/>
-          <w:bCs/>
           <w:i/>
           <w:iCs/>
           <w:color w:val="4472C4" w:themeColor="accent1"/>
@@ -5735,7 +5285,7 @@
           <w:color w:val="4472C4" w:themeColor="accent1"/>
           <w:u w:val="single"/>
         </w:rPr>
-        <w:t>Figure 1.3: Use Case Diagram (Organization/Requester)</w:t>
+        <w:t>Figure 1.3: Use Case Diagram (Organization)</w:t>
       </w:r>
     </w:p>
     <w:p>
@@ -5752,32 +5302,16 @@
     <w:p>
       <w:pPr>
         <w:spacing w:after="160" w:line="360" w:lineRule="auto"/>
-      </w:pPr>
-      <w:r>
-        <w:br w:type="page"/>
-      </w:r>
-    </w:p>
-    <w:p>
-      <w:pPr>
-        <w:tabs>
-          <w:tab w:val="left" w:pos="4790"/>
-        </w:tabs>
-        <w:spacing w:line="360" w:lineRule="auto"/>
         <w:sectPr>
-          <w:pgSz w:w="15840" w:h="12240" w:orient="landscape"/>
+          <w:pgSz w:w="12240" w:h="15840"/>
           <w:pgMar w:top="1440" w:right="1440" w:bottom="1440" w:left="1440" w:header="720" w:footer="720" w:gutter="0"/>
           <w:cols w:space="720"/>
           <w:docGrid w:linePitch="360"/>
         </w:sectPr>
       </w:pPr>
-    </w:p>
-    <w:p>
-      <w:pPr>
-        <w:tabs>
-          <w:tab w:val="left" w:pos="4790"/>
-        </w:tabs>
-        <w:spacing w:line="360" w:lineRule="auto"/>
-      </w:pPr>
+      <w:r>
+        <w:br w:type="page"/>
+      </w:r>
     </w:p>
     <w:p>
       <w:pPr>
@@ -5790,76 +5324,41 @@
           <w:u w:val="single"/>
         </w:rPr>
       </w:pPr>
-    </w:p>
-    <w:p>
-      <w:pPr>
-        <w:spacing w:line="360" w:lineRule="auto"/>
-        <w:jc w:val="center"/>
-        <w:rPr>
-          <w:i/>
-          <w:iCs/>
-          <w:color w:val="4472C4" w:themeColor="accent1"/>
-          <w:u w:val="single"/>
-        </w:rPr>
-      </w:pPr>
-    </w:p>
-    <w:p>
-      <w:pPr>
-        <w:spacing w:line="360" w:lineRule="auto"/>
-        <w:jc w:val="center"/>
-        <w:rPr>
-          <w:i/>
-          <w:iCs/>
-          <w:color w:val="4472C4" w:themeColor="accent1"/>
-          <w:u w:val="single"/>
-        </w:rPr>
-      </w:pPr>
       <w:r>
         <w:rPr>
           <w:noProof/>
         </w:rPr>
         <w:drawing>
-          <wp:anchor distT="0" distB="0" distL="114300" distR="114300" simplePos="0" relativeHeight="251662336" behindDoc="0" locked="0" layoutInCell="1" allowOverlap="1" wp14:anchorId="139C5ADA" wp14:editId="70F7E079">
+          <wp:anchor distT="0" distB="0" distL="114300" distR="114300" simplePos="0" relativeHeight="251664384" behindDoc="0" locked="0" layoutInCell="1" allowOverlap="0" wp14:anchorId="5AB61C3E" wp14:editId="24B4B08F">
             <wp:simplePos x="0" y="0"/>
-            <wp:positionH relativeFrom="margin">
-              <wp:posOffset>109122</wp:posOffset>
+            <wp:positionH relativeFrom="page">
+              <wp:posOffset>632460</wp:posOffset>
             </wp:positionH>
-            <wp:positionV relativeFrom="margin">
-              <wp:posOffset>703385</wp:posOffset>
+            <wp:positionV relativeFrom="page">
+              <wp:posOffset>441960</wp:posOffset>
             </wp:positionV>
-            <wp:extent cx="5925820" cy="5399405"/>
-            <wp:effectExtent l="0" t="0" r="0" b="0"/>
-            <wp:wrapSquare wrapText="bothSides"/>
-            <wp:docPr id="10" name="Picture 10"/>
-            <wp:cNvGraphicFramePr>
-              <a:graphicFrameLocks xmlns:a="http://schemas.openxmlformats.org/drawingml/2006/main" noChangeAspect="1"/>
-            </wp:cNvGraphicFramePr>
+            <wp:extent cx="6527800" cy="7218680"/>
+            <wp:effectExtent l="0" t="0" r="6350" b="1270"/>
+            <wp:wrapTopAndBottom/>
+            <wp:docPr id="8825" name="Picture 8825"/>
+            <wp:cNvGraphicFramePr/>
             <a:graphic xmlns:a="http://schemas.openxmlformats.org/drawingml/2006/main">
               <a:graphicData uri="http://schemas.openxmlformats.org/drawingml/2006/picture">
                 <pic:pic xmlns:pic="http://schemas.openxmlformats.org/drawingml/2006/picture">
                   <pic:nvPicPr>
-                    <pic:cNvPr id="0" name=""/>
-                    <pic:cNvPicPr>
-                      <a:picLocks noChangeAspect="1" noChangeArrowheads="1"/>
-                    </pic:cNvPicPr>
+                    <pic:cNvPr id="8825" name="Picture 8825"/>
+                    <pic:cNvPicPr/>
                   </pic:nvPicPr>
                   <pic:blipFill>
-                    <a:blip r:embed="rId11">
-                      <a:extLst>
-                        <a:ext uri="{28A0092B-C50C-407E-A947-70E740481C1C}">
-                          <a14:useLocalDpi xmlns:a14="http://schemas.microsoft.com/office/drawing/2010/main" val="0"/>
-                        </a:ext>
-                      </a:extLst>
-                    </a:blip>
-                    <a:srcRect/>
+                    <a:blip r:embed="rId11"/>
                     <a:stretch>
                       <a:fillRect/>
                     </a:stretch>
                   </pic:blipFill>
-                  <pic:spPr bwMode="auto">
+                  <pic:spPr>
                     <a:xfrm>
                       <a:off x="0" y="0"/>
-                      <a:ext cx="5925820" cy="5399405"/>
+                      <a:ext cx="6527800" cy="7218680"/>
                     </a:xfrm>
                     <a:prstGeom prst="rect">
                       <a:avLst/>
@@ -5881,6 +5380,11 @@
     <w:p>
       <w:pPr>
         <w:spacing w:line="360" w:lineRule="auto"/>
+      </w:pPr>
+    </w:p>
+    <w:p>
+      <w:pPr>
+        <w:spacing w:line="360" w:lineRule="auto"/>
         <w:jc w:val="center"/>
         <w:rPr>
           <w:i/>
@@ -5889,18 +5393,15 @@
           <w:u w:val="single"/>
         </w:rPr>
       </w:pPr>
-    </w:p>
-    <w:p>
-      <w:pPr>
-        <w:spacing w:line="360" w:lineRule="auto"/>
-        <w:jc w:val="center"/>
+      <w:r>
         <w:rPr>
           <w:i/>
           <w:iCs/>
           <w:color w:val="4472C4" w:themeColor="accent1"/>
           <w:u w:val="single"/>
         </w:rPr>
-      </w:pPr>
+        <w:t xml:space="preserve">Figure </w:t>
+      </w:r>
       <w:r>
         <w:rPr>
           <w:i/>
@@ -5908,35 +5409,172 @@
           <w:color w:val="4472C4" w:themeColor="accent1"/>
           <w:u w:val="single"/>
         </w:rPr>
-        <w:t>Figure 2: Flowchart of Blood Donation System</w:t>
-      </w:r>
-    </w:p>
-    <w:p>
-      <w:pPr>
-        <w:spacing w:line="360" w:lineRule="auto"/>
-      </w:pPr>
-    </w:p>
-    <w:p>
-      <w:pPr>
-        <w:spacing w:line="360" w:lineRule="auto"/>
-      </w:pPr>
-    </w:p>
-    <w:p>
-      <w:pPr>
-        <w:spacing w:line="360" w:lineRule="auto"/>
-      </w:pPr>
-    </w:p>
-    <w:p>
-      <w:pPr>
-        <w:spacing w:line="360" w:lineRule="auto"/>
-      </w:pPr>
-    </w:p>
-    <w:p>
-      <w:pPr>
-        <w:tabs>
-          <w:tab w:val="left" w:pos="2080"/>
-        </w:tabs>
-        <w:spacing w:line="360" w:lineRule="auto"/>
+        <w:t>2</w:t>
+      </w:r>
+      <w:r>
+        <w:rPr>
+          <w:i/>
+          <w:iCs/>
+          <w:color w:val="4472C4" w:themeColor="accent1"/>
+          <w:u w:val="single"/>
+        </w:rPr>
+        <w:t>: Flowchart of Blood Donation System</w:t>
+      </w:r>
+    </w:p>
+    <w:p>
+      <w:pPr>
+        <w:spacing w:after="160" w:line="259" w:lineRule="auto"/>
+        <w:rPr>
+          <w:i/>
+          <w:iCs/>
+          <w:color w:val="4472C4" w:themeColor="accent1"/>
+          <w:u w:val="single"/>
+        </w:rPr>
+      </w:pPr>
+      <w:r>
+        <w:rPr>
+          <w:i/>
+          <w:iCs/>
+          <w:color w:val="4472C4" w:themeColor="accent1"/>
+          <w:u w:val="single"/>
+        </w:rPr>
+        <w:br w:type="page"/>
+      </w:r>
+    </w:p>
+    <w:p>
+      <w:pPr>
+        <w:pStyle w:val="ListParagraph"/>
+        <w:spacing w:before="40" w:after="40" w:line="360" w:lineRule="auto"/>
+        <w:contextualSpacing w:val="0"/>
+        <w:rPr>
+          <w:rFonts w:ascii="Times New Roman" w:hAnsi="Times New Roman" w:cs="Times New Roman"/>
+          <w:color w:val="000000" w:themeColor="text1"/>
+          <w:sz w:val="24"/>
+          <w:szCs w:val="24"/>
+        </w:rPr>
+      </w:pPr>
+    </w:p>
+    <w:p>
+      <w:pPr>
+        <w:jc w:val="center"/>
+        <w:rPr>
+          <w:rFonts w:ascii="Times New Roman" w:hAnsi="Times New Roman" w:cs="Times New Roman"/>
+          <w:i/>
+          <w:iCs/>
+          <w:color w:val="4472C4" w:themeColor="accent1"/>
+          <w:sz w:val="24"/>
+          <w:szCs w:val="24"/>
+        </w:rPr>
+      </w:pPr>
+    </w:p>
+    <w:p>
+      <w:pPr>
+        <w:jc w:val="center"/>
+        <w:rPr>
+          <w:rFonts w:ascii="Times New Roman" w:hAnsi="Times New Roman" w:cs="Times New Roman"/>
+          <w:i/>
+          <w:iCs/>
+          <w:color w:val="4472C4" w:themeColor="accent1"/>
+          <w:sz w:val="24"/>
+          <w:szCs w:val="24"/>
+        </w:rPr>
+      </w:pPr>
+    </w:p>
+    <w:p>
+      <w:pPr>
+        <w:jc w:val="center"/>
+        <w:rPr>
+          <w:rFonts w:ascii="Times New Roman" w:hAnsi="Times New Roman" w:cs="Times New Roman"/>
+          <w:i/>
+          <w:iCs/>
+          <w:color w:val="4472C4" w:themeColor="accent1"/>
+          <w:sz w:val="24"/>
+          <w:szCs w:val="24"/>
+        </w:rPr>
+      </w:pPr>
+      <w:r>
+        <w:rPr>
+          <w:rFonts w:ascii="Times New Roman" w:hAnsi="Times New Roman" w:cs="Times New Roman"/>
+          <w:noProof/>
+          <w:color w:val="000000" w:themeColor="text1"/>
+          <w:sz w:val="24"/>
+          <w:szCs w:val="24"/>
+        </w:rPr>
+        <w:drawing>
+          <wp:anchor distT="0" distB="0" distL="114300" distR="114300" simplePos="0" relativeHeight="251668480" behindDoc="0" locked="0" layoutInCell="1" allowOverlap="1" wp14:anchorId="4118B0D7" wp14:editId="6F2A22BA">
+            <wp:simplePos x="0" y="0"/>
+            <wp:positionH relativeFrom="margin">
+              <wp:posOffset>-22860</wp:posOffset>
+            </wp:positionH>
+            <wp:positionV relativeFrom="margin">
+              <wp:posOffset>906780</wp:posOffset>
+            </wp:positionV>
+            <wp:extent cx="5943600" cy="3863340"/>
+            <wp:effectExtent l="0" t="0" r="0" b="3810"/>
+            <wp:wrapSquare wrapText="bothSides"/>
+            <wp:docPr id="4" name="Picture 4"/>
+            <wp:cNvGraphicFramePr>
+              <a:graphicFrameLocks xmlns:a="http://schemas.openxmlformats.org/drawingml/2006/main" noChangeAspect="1"/>
+            </wp:cNvGraphicFramePr>
+            <a:graphic xmlns:a="http://schemas.openxmlformats.org/drawingml/2006/main">
+              <a:graphicData uri="http://schemas.openxmlformats.org/drawingml/2006/picture">
+                <pic:pic xmlns:pic="http://schemas.openxmlformats.org/drawingml/2006/picture">
+                  <pic:nvPicPr>
+                    <pic:cNvPr id="1" name=""/>
+                    <pic:cNvPicPr/>
+                  </pic:nvPicPr>
+                  <pic:blipFill>
+                    <a:blip r:embed="rId12">
+                      <a:extLst>
+                        <a:ext uri="{28A0092B-C50C-407E-A947-70E740481C1C}">
+                          <a14:useLocalDpi xmlns:a14="http://schemas.microsoft.com/office/drawing/2010/main" val="0"/>
+                        </a:ext>
+                      </a:extLst>
+                    </a:blip>
+                    <a:stretch>
+                      <a:fillRect/>
+                    </a:stretch>
+                  </pic:blipFill>
+                  <pic:spPr>
+                    <a:xfrm>
+                      <a:off x="0" y="0"/>
+                      <a:ext cx="5943600" cy="3863340"/>
+                    </a:xfrm>
+                    <a:prstGeom prst="rect">
+                      <a:avLst/>
+                    </a:prstGeom>
+                  </pic:spPr>
+                </pic:pic>
+              </a:graphicData>
+            </a:graphic>
+          </wp:anchor>
+        </w:drawing>
+      </w:r>
+    </w:p>
+    <w:p>
+      <w:pPr>
+        <w:jc w:val="center"/>
+        <w:rPr>
+          <w:rFonts w:ascii="Times New Roman" w:hAnsi="Times New Roman" w:cs="Times New Roman"/>
+          <w:i/>
+          <w:iCs/>
+          <w:color w:val="4472C4" w:themeColor="accent1"/>
+          <w:sz w:val="24"/>
+          <w:szCs w:val="24"/>
+        </w:rPr>
+      </w:pPr>
+    </w:p>
+    <w:p>
+      <w:pPr>
+        <w:jc w:val="center"/>
+        <w:rPr>
+          <w:rFonts w:ascii="Times New Roman" w:hAnsi="Times New Roman" w:cs="Times New Roman"/>
+          <w:i/>
+          <w:iCs/>
+          <w:color w:val="000000" w:themeColor="text1"/>
+          <w:sz w:val="24"/>
+          <w:szCs w:val="24"/>
+        </w:rPr>
         <w:sectPr>
           <w:pgSz w:w="12240" w:h="15840"/>
           <w:pgMar w:top="1440" w:right="1440" w:bottom="1440" w:left="1440" w:header="720" w:footer="720" w:gutter="0"/>
@@ -5944,6 +5582,258 @@
           <w:docGrid w:linePitch="360"/>
         </w:sectPr>
       </w:pPr>
+      <w:r>
+        <w:rPr>
+          <w:rFonts w:ascii="Times New Roman" w:hAnsi="Times New Roman" w:cs="Times New Roman"/>
+          <w:i/>
+          <w:iCs/>
+          <w:color w:val="4472C4" w:themeColor="accent1"/>
+          <w:sz w:val="24"/>
+          <w:szCs w:val="24"/>
+        </w:rPr>
+        <w:t xml:space="preserve">Figure </w:t>
+      </w:r>
+      <w:r>
+        <w:rPr>
+          <w:rFonts w:ascii="Times New Roman" w:hAnsi="Times New Roman" w:cs="Times New Roman"/>
+          <w:i/>
+          <w:iCs/>
+          <w:color w:val="4472C4" w:themeColor="accent1"/>
+          <w:sz w:val="24"/>
+          <w:szCs w:val="24"/>
+        </w:rPr>
+        <w:t>3</w:t>
+      </w:r>
+      <w:r>
+        <w:rPr>
+          <w:rFonts w:ascii="Times New Roman" w:hAnsi="Times New Roman" w:cs="Times New Roman"/>
+          <w:i/>
+          <w:iCs/>
+          <w:color w:val="4472C4" w:themeColor="accent1"/>
+          <w:sz w:val="24"/>
+          <w:szCs w:val="24"/>
+        </w:rPr>
+        <w:t xml:space="preserve">: </w:t>
+      </w:r>
+      <w:r>
+        <w:rPr>
+          <w:rFonts w:ascii="Times New Roman" w:hAnsi="Times New Roman" w:cs="Times New Roman"/>
+          <w:i/>
+          <w:iCs/>
+          <w:color w:val="4472C4" w:themeColor="accent1"/>
+          <w:sz w:val="24"/>
+          <w:szCs w:val="24"/>
+        </w:rPr>
+        <w:t>System Architectur</w:t>
+      </w:r>
+      <w:r>
+        <w:rPr>
+          <w:rFonts w:ascii="Times New Roman" w:hAnsi="Times New Roman" w:cs="Times New Roman"/>
+          <w:i/>
+          <w:iCs/>
+          <w:color w:val="4472C4" w:themeColor="accent1"/>
+          <w:sz w:val="24"/>
+          <w:szCs w:val="24"/>
+        </w:rPr>
+        <w:t>e</w:t>
+      </w:r>
+    </w:p>
+    <w:p>
+      <w:pPr>
+        <w:spacing w:after="160" w:line="259" w:lineRule="auto"/>
+        <w:rPr>
+          <w:i/>
+          <w:iCs/>
+          <w:color w:val="4472C4" w:themeColor="accent1"/>
+          <w:u w:val="single"/>
+        </w:rPr>
+      </w:pPr>
+    </w:p>
+    <w:p>
+      <w:pPr>
+        <w:spacing w:line="360" w:lineRule="auto"/>
+        <w:jc w:val="center"/>
+        <w:rPr>
+          <w:i/>
+          <w:iCs/>
+          <w:color w:val="4472C4" w:themeColor="accent1"/>
+          <w:u w:val="single"/>
+        </w:rPr>
+      </w:pPr>
+      <w:r>
+        <w:rPr>
+          <w:i/>
+          <w:iCs/>
+          <w:noProof/>
+          <w:color w:val="4472C4" w:themeColor="accent1"/>
+          <w:u w:val="single"/>
+        </w:rPr>
+        <w:drawing>
+          <wp:anchor distT="0" distB="0" distL="114300" distR="114300" simplePos="0" relativeHeight="251666432" behindDoc="0" locked="0" layoutInCell="1" allowOverlap="1" wp14:anchorId="4BCF4FEF" wp14:editId="60262B84">
+            <wp:simplePos x="0" y="0"/>
+            <wp:positionH relativeFrom="margin">
+              <wp:posOffset>884555</wp:posOffset>
+            </wp:positionH>
+            <wp:positionV relativeFrom="margin">
+              <wp:posOffset>-471170</wp:posOffset>
+            </wp:positionV>
+            <wp:extent cx="4183380" cy="7613650"/>
+            <wp:effectExtent l="0" t="635" r="6985" b="6985"/>
+            <wp:wrapSquare wrapText="bothSides"/>
+            <wp:docPr id="6" name="Picture 6"/>
+            <wp:cNvGraphicFramePr>
+              <a:graphicFrameLocks xmlns:a="http://schemas.openxmlformats.org/drawingml/2006/main" noChangeAspect="1"/>
+            </wp:cNvGraphicFramePr>
+            <a:graphic xmlns:a="http://schemas.openxmlformats.org/drawingml/2006/main">
+              <a:graphicData uri="http://schemas.openxmlformats.org/drawingml/2006/picture">
+                <pic:pic xmlns:pic="http://schemas.openxmlformats.org/drawingml/2006/picture">
+                  <pic:nvPicPr>
+                    <pic:cNvPr id="0" name="Picture 1"/>
+                    <pic:cNvPicPr>
+                      <a:picLocks noChangeAspect="1" noChangeArrowheads="1"/>
+                    </pic:cNvPicPr>
+                  </pic:nvPicPr>
+                  <pic:blipFill>
+                    <a:blip r:embed="rId13">
+                      <a:extLst>
+                        <a:ext uri="{28A0092B-C50C-407E-A947-70E740481C1C}">
+                          <a14:useLocalDpi xmlns:a14="http://schemas.microsoft.com/office/drawing/2010/main" val="0"/>
+                        </a:ext>
+                      </a:extLst>
+                    </a:blip>
+                    <a:srcRect/>
+                    <a:stretch>
+                      <a:fillRect/>
+                    </a:stretch>
+                  </pic:blipFill>
+                  <pic:spPr bwMode="auto">
+                    <a:xfrm rot="16200000">
+                      <a:off x="0" y="0"/>
+                      <a:ext cx="4183380" cy="7613650"/>
+                    </a:xfrm>
+                    <a:prstGeom prst="rect">
+                      <a:avLst/>
+                    </a:prstGeom>
+                    <a:noFill/>
+                    <a:ln>
+                      <a:noFill/>
+                    </a:ln>
+                  </pic:spPr>
+                </pic:pic>
+              </a:graphicData>
+            </a:graphic>
+            <wp14:sizeRelV relativeFrom="margin">
+              <wp14:pctHeight>0</wp14:pctHeight>
+            </wp14:sizeRelV>
+          </wp:anchor>
+        </w:drawing>
+      </w:r>
+    </w:p>
+    <w:p>
+      <w:pPr>
+        <w:spacing w:line="360" w:lineRule="auto"/>
+      </w:pPr>
+    </w:p>
+    <w:p>
+      <w:pPr>
+        <w:spacing w:line="360" w:lineRule="auto"/>
+      </w:pPr>
+    </w:p>
+    <w:p>
+      <w:pPr>
+        <w:spacing w:line="360" w:lineRule="auto"/>
+      </w:pPr>
+    </w:p>
+    <w:p>
+      <w:pPr>
+        <w:tabs>
+          <w:tab w:val="left" w:pos="2080"/>
+        </w:tabs>
+        <w:spacing w:line="360" w:lineRule="auto"/>
+      </w:pPr>
+    </w:p>
+    <w:p/>
+    <w:p/>
+    <w:p/>
+    <w:p>
+      <w:pPr>
+        <w:spacing w:line="360" w:lineRule="auto"/>
+        <w:jc w:val="center"/>
+        <w:rPr>
+          <w:i/>
+          <w:iCs/>
+          <w:color w:val="4472C4" w:themeColor="accent1"/>
+          <w:u w:val="single"/>
+        </w:rPr>
+      </w:pPr>
+      <w:r>
+        <w:rPr>
+          <w:i/>
+          <w:iCs/>
+          <w:color w:val="4472C4" w:themeColor="accent1"/>
+          <w:u w:val="single"/>
+        </w:rPr>
+        <w:t xml:space="preserve">Figure </w:t>
+      </w:r>
+      <w:r>
+        <w:rPr>
+          <w:i/>
+          <w:iCs/>
+          <w:color w:val="4472C4" w:themeColor="accent1"/>
+          <w:u w:val="single"/>
+        </w:rPr>
+        <w:t>4</w:t>
+      </w:r>
+      <w:r>
+        <w:rPr>
+          <w:i/>
+          <w:iCs/>
+          <w:color w:val="4472C4" w:themeColor="accent1"/>
+          <w:u w:val="single"/>
+        </w:rPr>
+        <w:t xml:space="preserve">: </w:t>
+      </w:r>
+      <w:r>
+        <w:rPr>
+          <w:i/>
+          <w:iCs/>
+          <w:color w:val="4472C4" w:themeColor="accent1"/>
+          <w:u w:val="single"/>
+        </w:rPr>
+        <w:t>Entity Relation Diagram</w:t>
+      </w:r>
+      <w:r>
+        <w:rPr>
+          <w:i/>
+          <w:iCs/>
+          <w:color w:val="4472C4" w:themeColor="accent1"/>
+          <w:u w:val="single"/>
+        </w:rPr>
+        <w:t xml:space="preserve"> of Blood Donation System</w:t>
+      </w:r>
+    </w:p>
+    <w:p>
+      <w:pPr>
+        <w:jc w:val="center"/>
+      </w:pPr>
+    </w:p>
+    <w:p/>
+    <w:p/>
+    <w:p/>
+    <w:p/>
+    <w:p/>
+    <w:p/>
+    <w:p/>
+    <w:p/>
+    <w:p>
+      <w:pPr>
+        <w:sectPr>
+          <w:pgSz w:w="12240" w:h="15840"/>
+          <w:pgMar w:top="1440" w:right="1440" w:bottom="1440" w:left="1440" w:header="720" w:footer="720" w:gutter="0"/>
+          <w:cols w:space="720"/>
+          <w:docGrid w:linePitch="360"/>
+        </w:sectPr>
+      </w:pPr>
     </w:p>
     <w:p>
       <w:pPr>
@@ -5968,7 +5858,6 @@
           <w:bCs/>
           <w:color w:val="000000" w:themeColor="text1"/>
         </w:rPr>
-        <w:lastRenderedPageBreak/>
         <w:t>GANTT CHART</w:t>
       </w:r>
       <w:bookmarkEnd w:id="112"/>
@@ -6041,15 +5930,15 @@
           <w:noProof/>
         </w:rPr>
         <w:drawing>
-          <wp:anchor distT="0" distB="0" distL="114300" distR="114300" simplePos="0" relativeHeight="251658240" behindDoc="0" locked="0" layoutInCell="1" allowOverlap="1" wp14:anchorId="582594A2" wp14:editId="3C0C198E">
+          <wp:anchor distT="0" distB="0" distL="114300" distR="114300" simplePos="0" relativeHeight="251658240" behindDoc="0" locked="0" layoutInCell="1" allowOverlap="1" wp14:anchorId="582594A2" wp14:editId="15E33999">
             <wp:simplePos x="0" y="0"/>
             <wp:positionH relativeFrom="margin">
-              <wp:posOffset>634365</wp:posOffset>
+              <wp:posOffset>22860</wp:posOffset>
             </wp:positionH>
             <wp:positionV relativeFrom="margin">
-              <wp:posOffset>1112520</wp:posOffset>
+              <wp:posOffset>1485900</wp:posOffset>
             </wp:positionV>
-            <wp:extent cx="6802120" cy="3932555"/>
+            <wp:extent cx="6179820" cy="3932555"/>
             <wp:effectExtent l="0" t="0" r="0" b="0"/>
             <wp:wrapSquare wrapText="bothSides"/>
             <wp:docPr id="1" name="Picture 1"/>
@@ -6066,7 +5955,7 @@
                     </pic:cNvPicPr>
                   </pic:nvPicPr>
                   <pic:blipFill>
-                    <a:blip r:embed="rId12">
+                    <a:blip r:embed="rId14" cstate="print">
                       <a:extLst>
                         <a:ext uri="{28A0092B-C50C-407E-A947-70E740481C1C}">
                           <a14:useLocalDpi xmlns:a14="http://schemas.microsoft.com/office/drawing/2010/main" val="0"/>
@@ -6081,7 +5970,7 @@
                   <pic:spPr bwMode="auto">
                     <a:xfrm>
                       <a:off x="0" y="0"/>
-                      <a:ext cx="6802120" cy="3932555"/>
+                      <a:ext cx="6179820" cy="3932555"/>
                     </a:xfrm>
                     <a:prstGeom prst="rect">
                       <a:avLst/>
@@ -6122,129 +6011,6 @@
           <w:szCs w:val="24"/>
         </w:rPr>
       </w:pPr>
-      <w:r>
-        <w:rPr>
-          <w:rFonts w:ascii="Times New Roman" w:hAnsi="Times New Roman" w:cs="Times New Roman"/>
-          <w:b/>
-          <w:bCs/>
-          <w:color w:val="000000" w:themeColor="text1"/>
-          <w:sz w:val="24"/>
-          <w:szCs w:val="24"/>
-        </w:rPr>
-        <w:br/>
-      </w:r>
-    </w:p>
-    <w:p>
-      <w:pPr>
-        <w:pStyle w:val="Heading1"/>
-        <w:spacing w:line="360" w:lineRule="auto"/>
-        <w:rPr>
-          <w:rFonts w:ascii="Times New Roman" w:hAnsi="Times New Roman" w:cs="Times New Roman"/>
-          <w:b/>
-          <w:bCs/>
-          <w:color w:val="000000" w:themeColor="text1"/>
-          <w:sz w:val="24"/>
-          <w:szCs w:val="24"/>
-        </w:rPr>
-      </w:pPr>
-    </w:p>
-    <w:p>
-      <w:pPr>
-        <w:pStyle w:val="Heading1"/>
-        <w:spacing w:line="360" w:lineRule="auto"/>
-        <w:rPr>
-          <w:rFonts w:ascii="Times New Roman" w:hAnsi="Times New Roman" w:cs="Times New Roman"/>
-          <w:b/>
-          <w:bCs/>
-          <w:color w:val="000000" w:themeColor="text1"/>
-          <w:sz w:val="24"/>
-          <w:szCs w:val="24"/>
-        </w:rPr>
-      </w:pPr>
-    </w:p>
-    <w:p>
-      <w:pPr>
-        <w:pStyle w:val="Heading1"/>
-        <w:spacing w:line="360" w:lineRule="auto"/>
-        <w:rPr>
-          <w:rFonts w:ascii="Times New Roman" w:hAnsi="Times New Roman" w:cs="Times New Roman"/>
-          <w:b/>
-          <w:bCs/>
-          <w:color w:val="000000" w:themeColor="text1"/>
-          <w:sz w:val="24"/>
-          <w:szCs w:val="24"/>
-        </w:rPr>
-      </w:pPr>
-    </w:p>
-    <w:p>
-      <w:pPr>
-        <w:pStyle w:val="Heading1"/>
-        <w:spacing w:line="360" w:lineRule="auto"/>
-        <w:rPr>
-          <w:rFonts w:ascii="Times New Roman" w:hAnsi="Times New Roman" w:cs="Times New Roman"/>
-          <w:b/>
-          <w:bCs/>
-          <w:color w:val="000000" w:themeColor="text1"/>
-          <w:sz w:val="24"/>
-          <w:szCs w:val="24"/>
-        </w:rPr>
-      </w:pPr>
-    </w:p>
-    <w:p>
-      <w:pPr>
-        <w:pStyle w:val="Heading1"/>
-        <w:spacing w:line="360" w:lineRule="auto"/>
-        <w:rPr>
-          <w:rFonts w:ascii="Times New Roman" w:hAnsi="Times New Roman" w:cs="Times New Roman"/>
-          <w:b/>
-          <w:bCs/>
-          <w:color w:val="000000" w:themeColor="text1"/>
-          <w:sz w:val="24"/>
-          <w:szCs w:val="24"/>
-        </w:rPr>
-      </w:pPr>
-    </w:p>
-    <w:p>
-      <w:pPr>
-        <w:pStyle w:val="Heading1"/>
-        <w:spacing w:line="360" w:lineRule="auto"/>
-        <w:rPr>
-          <w:rFonts w:ascii="Times New Roman" w:hAnsi="Times New Roman" w:cs="Times New Roman"/>
-          <w:b/>
-          <w:bCs/>
-          <w:color w:val="000000" w:themeColor="text1"/>
-          <w:sz w:val="24"/>
-          <w:szCs w:val="24"/>
-        </w:rPr>
-      </w:pPr>
-    </w:p>
-    <w:p>
-      <w:pPr>
-        <w:pStyle w:val="Heading1"/>
-        <w:spacing w:line="360" w:lineRule="auto"/>
-        <w:rPr>
-          <w:rFonts w:ascii="Times New Roman" w:hAnsi="Times New Roman" w:cs="Times New Roman"/>
-          <w:b/>
-          <w:bCs/>
-          <w:color w:val="000000" w:themeColor="text1"/>
-          <w:sz w:val="24"/>
-          <w:szCs w:val="24"/>
-        </w:rPr>
-      </w:pPr>
-    </w:p>
-    <w:p>
-      <w:pPr>
-        <w:pStyle w:val="Heading1"/>
-        <w:spacing w:line="360" w:lineRule="auto"/>
-        <w:rPr>
-          <w:rFonts w:ascii="Times New Roman" w:hAnsi="Times New Roman" w:cs="Times New Roman"/>
-          <w:b/>
-          <w:bCs/>
-          <w:color w:val="000000" w:themeColor="text1"/>
-          <w:sz w:val="24"/>
-          <w:szCs w:val="24"/>
-        </w:rPr>
-      </w:pPr>
     </w:p>
     <w:p>
       <w:pPr>
@@ -6257,87 +6023,96 @@
           <w:sz w:val="24"/>
           <w:szCs w:val="24"/>
         </w:rPr>
-      </w:pPr>
-      <w:bookmarkStart w:id="123" w:name="_Toc229922914"/>
-      <w:r>
-        <w:rPr>
-          <w:rFonts w:ascii="Times New Roman" w:hAnsi="Times New Roman" w:cs="Times New Roman"/>
-          <w:i/>
-          <w:iCs/>
-          <w:color w:val="4472C4" w:themeColor="accent1"/>
-          <w:sz w:val="24"/>
-          <w:szCs w:val="24"/>
-        </w:rPr>
-        <w:t xml:space="preserve">Figure </w:t>
-      </w:r>
-      <w:r>
-        <w:rPr>
-          <w:rFonts w:ascii="Times New Roman" w:hAnsi="Times New Roman" w:cs="Times New Roman"/>
-          <w:i/>
-          <w:iCs/>
-          <w:color w:val="4472C4" w:themeColor="accent1"/>
-          <w:sz w:val="24"/>
-          <w:szCs w:val="24"/>
-        </w:rPr>
-        <w:t>3</w:t>
-      </w:r>
-      <w:r>
-        <w:rPr>
-          <w:rFonts w:ascii="Times New Roman" w:hAnsi="Times New Roman" w:cs="Times New Roman"/>
-          <w:i/>
-          <w:iCs/>
-          <w:color w:val="4472C4" w:themeColor="accent1"/>
-          <w:sz w:val="24"/>
-          <w:szCs w:val="24"/>
-        </w:rPr>
-        <w:t>: Project Gantt Chart</w:t>
-      </w:r>
-      <w:bookmarkEnd w:id="123"/>
-      <w:r>
-        <w:rPr>
-          <w:rFonts w:ascii="Times New Roman" w:hAnsi="Times New Roman" w:cs="Times New Roman"/>
-          <w:i/>
-          <w:iCs/>
-          <w:color w:val="000000" w:themeColor="text1"/>
-          <w:sz w:val="24"/>
-          <w:szCs w:val="24"/>
-        </w:rPr>
-        <w:br w:type="page"/>
-      </w:r>
-    </w:p>
-    <w:p>
-      <w:pPr>
-        <w:spacing w:line="360" w:lineRule="auto"/>
-        <w:rPr>
-          <w:rFonts w:ascii="Times New Roman" w:hAnsi="Times New Roman" w:cs="Times New Roman"/>
-          <w:color w:val="000000" w:themeColor="text1"/>
-          <w:sz w:val="24"/>
-          <w:szCs w:val="24"/>
-        </w:rPr>
         <w:sectPr>
-          <w:pgSz w:w="15840" w:h="12240" w:orient="landscape"/>
+          <w:pgSz w:w="12240" w:h="15840"/>
           <w:pgMar w:top="1440" w:right="1440" w:bottom="1440" w:left="1440" w:header="720" w:footer="720" w:gutter="0"/>
           <w:cols w:space="720"/>
           <w:docGrid w:linePitch="360"/>
         </w:sectPr>
       </w:pPr>
+      <w:bookmarkStart w:id="123" w:name="_Toc229922914"/>
+      <w:r>
+        <w:rPr>
+          <w:rFonts w:ascii="Times New Roman" w:hAnsi="Times New Roman" w:cs="Times New Roman"/>
+          <w:i/>
+          <w:iCs/>
+          <w:color w:val="4472C4" w:themeColor="accent1"/>
+          <w:sz w:val="24"/>
+          <w:szCs w:val="24"/>
+        </w:rPr>
+        <w:t xml:space="preserve">Figure </w:t>
+      </w:r>
+      <w:r>
+        <w:rPr>
+          <w:rFonts w:ascii="Times New Roman" w:hAnsi="Times New Roman" w:cs="Times New Roman"/>
+          <w:i/>
+          <w:iCs/>
+          <w:color w:val="4472C4" w:themeColor="accent1"/>
+          <w:sz w:val="24"/>
+          <w:szCs w:val="24"/>
+        </w:rPr>
+        <w:t>5</w:t>
+      </w:r>
+      <w:r>
+        <w:rPr>
+          <w:rFonts w:ascii="Times New Roman" w:hAnsi="Times New Roman" w:cs="Times New Roman"/>
+          <w:i/>
+          <w:iCs/>
+          <w:color w:val="4472C4" w:themeColor="accent1"/>
+          <w:sz w:val="24"/>
+          <w:szCs w:val="24"/>
+        </w:rPr>
+        <w:t>: Project Gantt Cha</w:t>
+      </w:r>
+      <w:bookmarkEnd w:id="123"/>
+      <w:r>
+        <w:rPr>
+          <w:rFonts w:ascii="Times New Roman" w:hAnsi="Times New Roman" w:cs="Times New Roman"/>
+          <w:i/>
+          <w:iCs/>
+          <w:color w:val="4472C4" w:themeColor="accent1"/>
+          <w:sz w:val="24"/>
+          <w:szCs w:val="24"/>
+        </w:rPr>
+        <w:t>t</w:t>
+      </w:r>
     </w:p>
     <w:p>
       <w:pPr>
         <w:pStyle w:val="Heading2"/>
         <w:spacing w:line="360" w:lineRule="auto"/>
         <w:rPr>
-          <w:rFonts w:ascii="Times New Roman" w:hAnsi="Times New Roman" w:cs="Times New Roman"/>
+          <w:rFonts w:ascii="Times New Roman" w:eastAsia="Arial" w:hAnsi="Times New Roman" w:cs="Times New Roman"/>
+          <w:b/>
+          <w:bCs/>
           <w:color w:val="000000" w:themeColor="text1"/>
           <w:sz w:val="28"/>
           <w:szCs w:val="28"/>
         </w:rPr>
+        <w:sectPr>
+          <w:pgSz w:w="12240" w:h="15840"/>
+          <w:pgMar w:top="1440" w:right="1440" w:bottom="1440" w:left="1440" w:header="720" w:footer="720" w:gutter="0"/>
+          <w:cols w:space="720"/>
+          <w:docGrid w:linePitch="360"/>
+        </w:sectPr>
       </w:pPr>
       <w:bookmarkStart w:id="124" w:name="_Toc229922915"/>
       <w:bookmarkStart w:id="125" w:name="_Toc229923077"/>
       <w:bookmarkStart w:id="126" w:name="_Toc229923317"/>
       <w:bookmarkStart w:id="127" w:name="_Toc229923371"/>
       <w:bookmarkStart w:id="128" w:name="_Toc229923576"/>
+    </w:p>
+    <w:p>
+      <w:pPr>
+        <w:pStyle w:val="Heading2"/>
+        <w:spacing w:line="360" w:lineRule="auto"/>
+        <w:rPr>
+          <w:rFonts w:ascii="Times New Roman" w:hAnsi="Times New Roman" w:cs="Times New Roman"/>
+          <w:color w:val="000000" w:themeColor="text1"/>
+          <w:sz w:val="28"/>
+          <w:szCs w:val="28"/>
+        </w:rPr>
+      </w:pPr>
       <w:r>
         <w:rPr>
           <w:rFonts w:ascii="Times New Roman" w:eastAsia="Arial" w:hAnsi="Times New Roman" w:cs="Times New Roman"/>
@@ -6347,7 +6122,6 @@
           <w:sz w:val="28"/>
           <w:szCs w:val="28"/>
         </w:rPr>
-        <w:lastRenderedPageBreak/>
         <w:t>Phase Summary</w:t>
       </w:r>
       <w:bookmarkEnd w:id="124"/>
@@ -6529,27 +6303,7 @@
           <w:sz w:val="24"/>
           <w:szCs w:val="24"/>
         </w:rPr>
-        <w:t xml:space="preserve">10): Development of email notifications via </w:t>
-      </w:r>
-      <w:proofErr w:type="spellStart"/>
-      <w:r>
-        <w:rPr>
-          <w:rFonts w:ascii="Times New Roman" w:hAnsi="Times New Roman" w:cs="Times New Roman"/>
-          <w:color w:val="000000" w:themeColor="text1"/>
-          <w:sz w:val="24"/>
-          <w:szCs w:val="24"/>
-        </w:rPr>
-        <w:t>Nodemailer</w:t>
-      </w:r>
-      <w:proofErr w:type="spellEnd"/>
-      <w:r>
-        <w:rPr>
-          <w:rFonts w:ascii="Times New Roman" w:hAnsi="Times New Roman" w:cs="Times New Roman"/>
-          <w:color w:val="000000" w:themeColor="text1"/>
-          <w:sz w:val="24"/>
-          <w:szCs w:val="24"/>
-        </w:rPr>
-        <w:t>, real-time in-app chat using Socket.io, and per-user donation history logging.</w:t>
+        <w:t>10): Development of email notifications via Nodemailer, real-time in-app chat using Socket.io, and per-user donation history logging.</w:t>
       </w:r>
     </w:p>
     <w:p>
@@ -6676,7 +6430,6 @@
           <w:bCs/>
           <w:color w:val="000000" w:themeColor="text1"/>
         </w:rPr>
-        <w:lastRenderedPageBreak/>
         <w:t>EXPECTED OUTCOME</w:t>
       </w:r>
       <w:bookmarkEnd w:id="129"/>
@@ -6949,10 +6702,31 @@
     </w:p>
     <w:p>
       <w:pPr>
-        <w:pStyle w:val="Heading2"/>
-        <w:spacing w:line="360" w:lineRule="auto"/>
-        <w:rPr>
-          <w:rFonts w:ascii="Times New Roman" w:hAnsi="Times New Roman" w:cs="Times New Roman"/>
+        <w:spacing w:after="160" w:line="259" w:lineRule="auto"/>
+        <w:rPr>
+          <w:rFonts w:ascii="Times New Roman" w:hAnsi="Times New Roman" w:cs="Times New Roman"/>
+          <w:color w:val="000000" w:themeColor="text1"/>
+          <w:sz w:val="24"/>
+          <w:szCs w:val="24"/>
+        </w:rPr>
+      </w:pPr>
+      <w:r>
+        <w:rPr>
+          <w:rFonts w:ascii="Times New Roman" w:hAnsi="Times New Roman" w:cs="Times New Roman"/>
+          <w:color w:val="000000" w:themeColor="text1"/>
+          <w:sz w:val="24"/>
+          <w:szCs w:val="24"/>
+        </w:rPr>
+        <w:br w:type="page"/>
+      </w:r>
+    </w:p>
+    <w:p>
+      <w:pPr>
+        <w:spacing w:after="160" w:line="259" w:lineRule="auto"/>
+        <w:rPr>
+          <w:rFonts w:ascii="Times New Roman" w:hAnsi="Times New Roman" w:cs="Times New Roman"/>
+          <w:b/>
+          <w:bCs/>
           <w:color w:val="000000" w:themeColor="text1"/>
           <w:sz w:val="28"/>
           <w:szCs w:val="28"/>
@@ -6965,7 +6739,7 @@
       <w:bookmarkStart w:id="143" w:name="_Toc229923579"/>
       <w:r>
         <w:rPr>
-          <w:rFonts w:ascii="Times New Roman" w:eastAsia="Arial" w:hAnsi="Times New Roman" w:cs="Times New Roman"/>
+          <w:rFonts w:ascii="Times New Roman" w:hAnsi="Times New Roman" w:cs="Times New Roman"/>
           <w:b/>
           <w:bCs/>
           <w:color w:val="000000" w:themeColor="text1"/>
@@ -7055,7 +6829,6 @@
           <w:sz w:val="24"/>
           <w:szCs w:val="24"/>
         </w:rPr>
-        <w:lastRenderedPageBreak/>
         <w:t>The project demonstrates the practical application of modern web technologies in solving real-world public health challenges and serves as a scalable model that can be expanded to other regions or integrated with national blood bank systems in the future.</w:t>
       </w:r>
     </w:p>
@@ -7102,7 +6875,6 @@
           <w:bCs/>
           <w:color w:val="000000" w:themeColor="text1"/>
         </w:rPr>
-        <w:lastRenderedPageBreak/>
         <w:t>REFERENCES</w:t>
       </w:r>
       <w:bookmarkEnd w:id="144"/>
@@ -7158,7 +6930,7 @@
         </w:rPr>
         <w:t xml:space="preserve">Systems, 11(3), 124. </w:t>
       </w:r>
-      <w:hyperlink r:id="rId13" w:history="1">
+      <w:hyperlink r:id="rId15" w:history="1">
         <w:r>
           <w:rPr>
             <w:rStyle w:val="Hyperlink"/>
@@ -7186,7 +6958,6 @@
           <w:szCs w:val="24"/>
         </w:rPr>
       </w:pPr>
-      <w:proofErr w:type="spellStart"/>
       <w:r>
         <w:rPr>
           <w:rFonts w:ascii="Times New Roman" w:hAnsi="Times New Roman" w:cs="Times New Roman"/>
@@ -7196,19 +6967,7 @@
           <w:sz w:val="24"/>
           <w:szCs w:val="24"/>
         </w:rPr>
-        <w:t>NepJOL</w:t>
-      </w:r>
-      <w:proofErr w:type="spellEnd"/>
-      <w:r>
-        <w:rPr>
-          <w:rFonts w:ascii="Times New Roman" w:hAnsi="Times New Roman" w:cs="Times New Roman"/>
-          <w:i/>
-          <w:iCs/>
-          <w:color w:val="000000" w:themeColor="text1"/>
-          <w:sz w:val="24"/>
-          <w:szCs w:val="24"/>
-        </w:rPr>
-        <w:t xml:space="preserve">. (2023). Knowledge, attitude and practice of voluntary blood donation among higher education students in Nepal. </w:t>
+        <w:t xml:space="preserve">NepJOL. (2023). Knowledge, attitude and practice of voluntary blood donation among higher education students in Nepal. </w:t>
       </w:r>
       <w:r>
         <w:rPr>
@@ -7247,7 +7006,7 @@
         </w:rPr>
         <w:t xml:space="preserve">ScienceDirect. (2023). Impact of natural disasters and pandemics on blood supply: A systematic review. </w:t>
       </w:r>
-      <w:hyperlink r:id="rId14" w:history="1">
+      <w:hyperlink r:id="rId16" w:history="1">
         <w:r>
           <w:rPr>
             <w:rStyle w:val="Hyperlink"/>
@@ -7312,7 +7071,6 @@
           <w:szCs w:val="24"/>
         </w:rPr>
       </w:pPr>
-      <w:proofErr w:type="spellStart"/>
       <w:r>
         <w:rPr>
           <w:rFonts w:ascii="Times New Roman" w:hAnsi="Times New Roman" w:cs="Times New Roman"/>
@@ -7322,21 +7080,9 @@
           <w:sz w:val="24"/>
           <w:szCs w:val="24"/>
         </w:rPr>
-        <w:t>BloodConnect</w:t>
-      </w:r>
-      <w:proofErr w:type="spellEnd"/>
-      <w:r>
-        <w:rPr>
-          <w:rFonts w:ascii="Times New Roman" w:hAnsi="Times New Roman" w:cs="Times New Roman"/>
-          <w:i/>
-          <w:iCs/>
-          <w:color w:val="000000" w:themeColor="text1"/>
-          <w:sz w:val="24"/>
-          <w:szCs w:val="24"/>
-        </w:rPr>
-        <w:t xml:space="preserve">. Blood donor connection platform. </w:t>
-      </w:r>
-      <w:hyperlink r:id="rId15" w:history="1">
+        <w:t xml:space="preserve">BloodConnect. Blood donor connection platform. </w:t>
+      </w:r>
+      <w:hyperlink r:id="rId17" w:history="1">
         <w:r>
           <w:rPr>
             <w:rStyle w:val="Hyperlink"/>
@@ -7373,33 +7119,9 @@
           <w:sz w:val="24"/>
           <w:szCs w:val="24"/>
         </w:rPr>
-        <w:t xml:space="preserve">Sankalp India Foundation / </w:t>
-      </w:r>
-      <w:proofErr w:type="spellStart"/>
-      <w:r>
-        <w:rPr>
-          <w:rFonts w:ascii="Times New Roman" w:hAnsi="Times New Roman" w:cs="Times New Roman"/>
-          <w:i/>
-          <w:iCs/>
-          <w:color w:val="000000" w:themeColor="text1"/>
-          <w:sz w:val="24"/>
-          <w:szCs w:val="24"/>
-        </w:rPr>
-        <w:t>HamroLifeBank</w:t>
-      </w:r>
-      <w:proofErr w:type="spellEnd"/>
-      <w:r>
-        <w:rPr>
-          <w:rFonts w:ascii="Times New Roman" w:hAnsi="Times New Roman" w:cs="Times New Roman"/>
-          <w:i/>
-          <w:iCs/>
-          <w:color w:val="000000" w:themeColor="text1"/>
-          <w:sz w:val="24"/>
-          <w:szCs w:val="24"/>
-        </w:rPr>
-        <w:t xml:space="preserve">. Blood donation app for Nepal. </w:t>
-      </w:r>
-      <w:hyperlink r:id="rId16" w:history="1">
+        <w:t xml:space="preserve">Sankalp India Foundation / HamroLifeBank. Blood donation app for Nepal. </w:t>
+      </w:r>
+      <w:hyperlink r:id="rId18" w:history="1">
         <w:r>
           <w:rPr>
             <w:rStyle w:val="Hyperlink"/>
@@ -7424,6 +7146,7 @@
       </w:pPr>
     </w:p>
     <w:sectPr>
+      <w:type w:val="continuous"/>
       <w:pgSz w:w="12240" w:h="15840"/>
       <w:pgMar w:top="1440" w:right="1440" w:bottom="1440" w:left="1440" w:header="720" w:footer="720" w:gutter="0"/>
       <w:cols w:space="720"/>
@@ -7434,7 +7157,7 @@
 </file>
 
 <file path=word/endnotes.xml><?xml version="1.0" encoding="utf-8"?>
-<w:endnotes xmlns:wpc="http://schemas.microsoft.com/office/word/2010/wordprocessingCanvas" xmlns:cx="http://schemas.microsoft.com/office/drawing/2014/chartex" xmlns:cx1="http://schemas.microsoft.com/office/drawing/2015/9/8/chartex" xmlns:cx2="http://schemas.microsoft.com/office/drawing/2015/10/21/chartex" xmlns:cx3="http://schemas.microsoft.com/office/drawing/2016/5/9/chartex" xmlns:cx4="http://schemas.microsoft.com/office/drawing/2016/5/10/chartex" xmlns:cx5="http://schemas.microsoft.com/office/drawing/2016/5/11/chartex" xmlns:cx6="http://schemas.microsoft.com/office/drawing/2016/5/12/chartex" xmlns:cx7="http://schemas.microsoft.com/office/drawing/2016/5/13/chartex" xmlns:cx8="http://schemas.microsoft.com/office/drawing/2016/5/14/chartex" xmlns:mc="http://schemas.openxmlformats.org/markup-compatibility/2006" xmlns:aink="http://schemas.microsoft.com/office/drawing/2016/ink" xmlns:am3d="http://schemas.microsoft.com/office/drawing/2017/model3d" xmlns:o="urn:schemas-microsoft-com:office:office" xmlns:oel="http://schemas.microsoft.com/office/2019/extlst" xmlns:r="http://schemas.openxmlformats.org/officeDocument/2006/relationships" xmlns:m="http://schemas.openxmlformats.org/officeDocument/2006/math" xmlns:v="urn:schemas-microsoft-com:vml" xmlns:wp14="http://schemas.microsoft.com/office/word/2010/wordprocessingDrawing" xmlns:wp="http://schemas.openxmlformats.org/drawingml/2006/wordprocessingDrawing" xmlns:w10="urn:schemas-microsoft-com:office:word" xmlns:w="http://schemas.openxmlformats.org/wordprocessingml/2006/main" xmlns:w14="http://schemas.microsoft.com/office/word/2010/wordml" xmlns:w15="http://schemas.microsoft.com/office/word/2012/wordml" xmlns:w16cex="http://schemas.microsoft.com/office/word/2018/wordml/cex" xmlns:w16cid="http://schemas.microsoft.com/office/word/2016/wordml/cid" xmlns:w16="http://schemas.microsoft.com/office/word/2018/wordml" xmlns:w16sdtdh="http://schemas.microsoft.com/office/word/2020/wordml/sdtdatahash" xmlns:w16se="http://schemas.microsoft.com/office/word/2015/wordml/symex" xmlns:wpg="http://schemas.microsoft.com/office/word/2010/wordprocessingGroup" xmlns:wpi="http://schemas.microsoft.com/office/word/2010/wordprocessingInk" xmlns:wne="http://schemas.microsoft.com/office/word/2006/wordml" xmlns:wps="http://schemas.microsoft.com/office/word/2010/wordprocessingShape" mc:Ignorable="w14 w15 w16se w16cid w16 w16cex w16sdtdh wp14">
+<w:endnotes xmlns:wpc="http://schemas.microsoft.com/office/word/2010/wordprocessingCanvas" xmlns:cx="http://schemas.microsoft.com/office/drawing/2014/chartex" xmlns:cx1="http://schemas.microsoft.com/office/drawing/2015/9/8/chartex" xmlns:cx2="http://schemas.microsoft.com/office/drawing/2015/10/21/chartex" xmlns:cx3="http://schemas.microsoft.com/office/drawing/2016/5/9/chartex" xmlns:cx4="http://schemas.microsoft.com/office/drawing/2016/5/10/chartex" xmlns:cx5="http://schemas.microsoft.com/office/drawing/2016/5/11/chartex" xmlns:cx6="http://schemas.microsoft.com/office/drawing/2016/5/12/chartex" xmlns:cx7="http://schemas.microsoft.com/office/drawing/2016/5/13/chartex" xmlns:cx8="http://schemas.microsoft.com/office/drawing/2016/5/14/chartex" xmlns:mc="http://schemas.openxmlformats.org/markup-compatibility/2006" xmlns:aink="http://schemas.microsoft.com/office/drawing/2016/ink" xmlns:am3d="http://schemas.microsoft.com/office/drawing/2017/model3d" xmlns:o="urn:schemas-microsoft-com:office:office" xmlns:r="http://schemas.openxmlformats.org/officeDocument/2006/relationships" xmlns:m="http://schemas.openxmlformats.org/officeDocument/2006/math" xmlns:v="urn:schemas-microsoft-com:vml" xmlns:wp14="http://schemas.microsoft.com/office/word/2010/wordprocessingDrawing" xmlns:wp="http://schemas.openxmlformats.org/drawingml/2006/wordprocessingDrawing" xmlns:w10="urn:schemas-microsoft-com:office:word" xmlns:w="http://schemas.openxmlformats.org/wordprocessingml/2006/main" xmlns:w14="http://schemas.microsoft.com/office/word/2010/wordml" xmlns:w15="http://schemas.microsoft.com/office/word/2012/wordml" xmlns:w16cex="http://schemas.microsoft.com/office/word/2018/wordml/cex" xmlns:w16cid="http://schemas.microsoft.com/office/word/2016/wordml/cid" xmlns:w16="http://schemas.microsoft.com/office/word/2018/wordml" xmlns:w16sdtdh="http://schemas.microsoft.com/office/word/2020/wordml/sdtdatahash" xmlns:w16se="http://schemas.microsoft.com/office/word/2015/wordml/symex" xmlns:wpg="http://schemas.microsoft.com/office/word/2010/wordprocessingGroup" xmlns:wpi="http://schemas.microsoft.com/office/word/2010/wordprocessingInk" xmlns:wne="http://schemas.microsoft.com/office/word/2006/wordml" xmlns:wps="http://schemas.microsoft.com/office/word/2010/wordprocessingShape" mc:Ignorable="w14 w15 w16se w16cid w16 w16cex w16sdtdh wp14">
   <w:endnote w:type="separator" w:id="-1">
     <w:p>
       <w:r>
@@ -7453,7 +7176,7 @@
 </file>
 
 <file path=word/footnotes.xml><?xml version="1.0" encoding="utf-8"?>
-<w:footnotes xmlns:wpc="http://schemas.microsoft.com/office/word/2010/wordprocessingCanvas" xmlns:cx="http://schemas.microsoft.com/office/drawing/2014/chartex" xmlns:cx1="http://schemas.microsoft.com/office/drawing/2015/9/8/chartex" xmlns:cx2="http://schemas.microsoft.com/office/drawing/2015/10/21/chartex" xmlns:cx3="http://schemas.microsoft.com/office/drawing/2016/5/9/chartex" xmlns:cx4="http://schemas.microsoft.com/office/drawing/2016/5/10/chartex" xmlns:cx5="http://schemas.microsoft.com/office/drawing/2016/5/11/chartex" xmlns:cx6="http://schemas.microsoft.com/office/drawing/2016/5/12/chartex" xmlns:cx7="http://schemas.microsoft.com/office/drawing/2016/5/13/chartex" xmlns:cx8="http://schemas.microsoft.com/office/drawing/2016/5/14/chartex" xmlns:mc="http://schemas.openxmlformats.org/markup-compatibility/2006" xmlns:aink="http://schemas.microsoft.com/office/drawing/2016/ink" xmlns:am3d="http://schemas.microsoft.com/office/drawing/2017/model3d" xmlns:o="urn:schemas-microsoft-com:office:office" xmlns:oel="http://schemas.microsoft.com/office/2019/extlst" xmlns:r="http://schemas.openxmlformats.org/officeDocument/2006/relationships" xmlns:m="http://schemas.openxmlformats.org/officeDocument/2006/math" xmlns:v="urn:schemas-microsoft-com:vml" xmlns:wp14="http://schemas.microsoft.com/office/word/2010/wordprocessingDrawing" xmlns:wp="http://schemas.openxmlformats.org/drawingml/2006/wordprocessingDrawing" xmlns:w10="urn:schemas-microsoft-com:office:word" xmlns:w="http://schemas.openxmlformats.org/wordprocessingml/2006/main" xmlns:w14="http://schemas.microsoft.com/office/word/2010/wordml" xmlns:w15="http://schemas.microsoft.com/office/word/2012/wordml" xmlns:w16cex="http://schemas.microsoft.com/office/word/2018/wordml/cex" xmlns:w16cid="http://schemas.microsoft.com/office/word/2016/wordml/cid" xmlns:w16="http://schemas.microsoft.com/office/word/2018/wordml" xmlns:w16sdtdh="http://schemas.microsoft.com/office/word/2020/wordml/sdtdatahash" xmlns:w16se="http://schemas.microsoft.com/office/word/2015/wordml/symex" xmlns:wpg="http://schemas.microsoft.com/office/word/2010/wordprocessingGroup" xmlns:wpi="http://schemas.microsoft.com/office/word/2010/wordprocessingInk" xmlns:wne="http://schemas.microsoft.com/office/word/2006/wordml" xmlns:wps="http://schemas.microsoft.com/office/word/2010/wordprocessingShape" mc:Ignorable="w14 w15 w16se w16cid w16 w16cex w16sdtdh wp14">
+<w:footnotes xmlns:wpc="http://schemas.microsoft.com/office/word/2010/wordprocessingCanvas" xmlns:cx="http://schemas.microsoft.com/office/drawing/2014/chartex" xmlns:cx1="http://schemas.microsoft.com/office/drawing/2015/9/8/chartex" xmlns:cx2="http://schemas.microsoft.com/office/drawing/2015/10/21/chartex" xmlns:cx3="http://schemas.microsoft.com/office/drawing/2016/5/9/chartex" xmlns:cx4="http://schemas.microsoft.com/office/drawing/2016/5/10/chartex" xmlns:cx5="http://schemas.microsoft.com/office/drawing/2016/5/11/chartex" xmlns:cx6="http://schemas.microsoft.com/office/drawing/2016/5/12/chartex" xmlns:cx7="http://schemas.microsoft.com/office/drawing/2016/5/13/chartex" xmlns:cx8="http://schemas.microsoft.com/office/drawing/2016/5/14/chartex" xmlns:mc="http://schemas.openxmlformats.org/markup-compatibility/2006" xmlns:aink="http://schemas.microsoft.com/office/drawing/2016/ink" xmlns:am3d="http://schemas.microsoft.com/office/drawing/2017/model3d" xmlns:o="urn:schemas-microsoft-com:office:office" xmlns:r="http://schemas.openxmlformats.org/officeDocument/2006/relationships" xmlns:m="http://schemas.openxmlformats.org/officeDocument/2006/math" xmlns:v="urn:schemas-microsoft-com:vml" xmlns:wp14="http://schemas.microsoft.com/office/word/2010/wordprocessingDrawing" xmlns:wp="http://schemas.openxmlformats.org/drawingml/2006/wordprocessingDrawing" xmlns:w10="urn:schemas-microsoft-com:office:word" xmlns:w="http://schemas.openxmlformats.org/wordprocessingml/2006/main" xmlns:w14="http://schemas.microsoft.com/office/word/2010/wordml" xmlns:w15="http://schemas.microsoft.com/office/word/2012/wordml" xmlns:w16cex="http://schemas.microsoft.com/office/word/2018/wordml/cex" xmlns:w16cid="http://schemas.microsoft.com/office/word/2016/wordml/cid" xmlns:w16="http://schemas.microsoft.com/office/word/2018/wordml" xmlns:w16sdtdh="http://schemas.microsoft.com/office/word/2020/wordml/sdtdatahash" xmlns:w16se="http://schemas.microsoft.com/office/word/2015/wordml/symex" xmlns:wpg="http://schemas.microsoft.com/office/word/2010/wordprocessingGroup" xmlns:wpi="http://schemas.microsoft.com/office/word/2010/wordprocessingInk" xmlns:wne="http://schemas.microsoft.com/office/word/2006/wordml" xmlns:wps="http://schemas.microsoft.com/office/word/2010/wordprocessingShape" mc:Ignorable="w14 w15 w16se w16cid w16 w16cex w16sdtdh wp14">
   <w:footnote w:type="separator" w:id="-1">
     <w:p>
       <w:r>
@@ -7472,7 +7195,7 @@
 </file>
 
 <file path=word/numbering.xml><?xml version="1.0" encoding="utf-8"?>
-<w:numbering xmlns:wpc="http://schemas.microsoft.com/office/word/2010/wordprocessingCanvas" xmlns:cx="http://schemas.microsoft.com/office/drawing/2014/chartex" xmlns:cx1="http://schemas.microsoft.com/office/drawing/2015/9/8/chartex" xmlns:cx2="http://schemas.microsoft.com/office/drawing/2015/10/21/chartex" xmlns:cx3="http://schemas.microsoft.com/office/drawing/2016/5/9/chartex" xmlns:cx4="http://schemas.microsoft.com/office/drawing/2016/5/10/chartex" xmlns:cx5="http://schemas.microsoft.com/office/drawing/2016/5/11/chartex" xmlns:cx6="http://schemas.microsoft.com/office/drawing/2016/5/12/chartex" xmlns:cx7="http://schemas.microsoft.com/office/drawing/2016/5/13/chartex" xmlns:cx8="http://schemas.microsoft.com/office/drawing/2016/5/14/chartex" xmlns:mc="http://schemas.openxmlformats.org/markup-compatibility/2006" xmlns:aink="http://schemas.microsoft.com/office/drawing/2016/ink" xmlns:am3d="http://schemas.microsoft.com/office/drawing/2017/model3d" xmlns:o="urn:schemas-microsoft-com:office:office" xmlns:oel="http://schemas.microsoft.com/office/2019/extlst" xmlns:r="http://schemas.openxmlformats.org/officeDocument/2006/relationships" xmlns:m="http://schemas.openxmlformats.org/officeDocument/2006/math" xmlns:v="urn:schemas-microsoft-com:vml" xmlns:wp14="http://schemas.microsoft.com/office/word/2010/wordprocessingDrawing" xmlns:wp="http://schemas.openxmlformats.org/drawingml/2006/wordprocessingDrawing" xmlns:w10="urn:schemas-microsoft-com:office:word" xmlns:w="http://schemas.openxmlformats.org/wordprocessingml/2006/main" xmlns:w14="http://schemas.microsoft.com/office/word/2010/wordml" xmlns:w15="http://schemas.microsoft.com/office/word/2012/wordml" xmlns:w16cex="http://schemas.microsoft.com/office/word/2018/wordml/cex" xmlns:w16cid="http://schemas.microsoft.com/office/word/2016/wordml/cid" xmlns:w16="http://schemas.microsoft.com/office/word/2018/wordml" xmlns:w16sdtdh="http://schemas.microsoft.com/office/word/2020/wordml/sdtdatahash" xmlns:w16se="http://schemas.microsoft.com/office/word/2015/wordml/symex" xmlns:wpg="http://schemas.microsoft.com/office/word/2010/wordprocessingGroup" xmlns:wpi="http://schemas.microsoft.com/office/word/2010/wordprocessingInk" xmlns:wne="http://schemas.microsoft.com/office/word/2006/wordml" xmlns:wps="http://schemas.microsoft.com/office/word/2010/wordprocessingShape" mc:Ignorable="w14 w15 w16se w16cid w16 w16cex w16sdtdh wp14">
+<w:numbering xmlns:wpc="http://schemas.microsoft.com/office/word/2010/wordprocessingCanvas" xmlns:cx="http://schemas.microsoft.com/office/drawing/2014/chartex" xmlns:cx1="http://schemas.microsoft.com/office/drawing/2015/9/8/chartex" xmlns:cx2="http://schemas.microsoft.com/office/drawing/2015/10/21/chartex" xmlns:cx3="http://schemas.microsoft.com/office/drawing/2016/5/9/chartex" xmlns:cx4="http://schemas.microsoft.com/office/drawing/2016/5/10/chartex" xmlns:cx5="http://schemas.microsoft.com/office/drawing/2016/5/11/chartex" xmlns:cx6="http://schemas.microsoft.com/office/drawing/2016/5/12/chartex" xmlns:cx7="http://schemas.microsoft.com/office/drawing/2016/5/13/chartex" xmlns:cx8="http://schemas.microsoft.com/office/drawing/2016/5/14/chartex" xmlns:mc="http://schemas.openxmlformats.org/markup-compatibility/2006" xmlns:aink="http://schemas.microsoft.com/office/drawing/2016/ink" xmlns:am3d="http://schemas.microsoft.com/office/drawing/2017/model3d" xmlns:o="urn:schemas-microsoft-com:office:office" xmlns:r="http://schemas.openxmlformats.org/officeDocument/2006/relationships" xmlns:m="http://schemas.openxmlformats.org/officeDocument/2006/math" xmlns:v="urn:schemas-microsoft-com:vml" xmlns:wp14="http://schemas.microsoft.com/office/word/2010/wordprocessingDrawing" xmlns:wp="http://schemas.openxmlformats.org/drawingml/2006/wordprocessingDrawing" xmlns:w10="urn:schemas-microsoft-com:office:word" xmlns:w="http://schemas.openxmlformats.org/wordprocessingml/2006/main" xmlns:w14="http://schemas.microsoft.com/office/word/2010/wordml" xmlns:w15="http://schemas.microsoft.com/office/word/2012/wordml" xmlns:w16cex="http://schemas.microsoft.com/office/word/2018/wordml/cex" xmlns:w16cid="http://schemas.microsoft.com/office/word/2016/wordml/cid" xmlns:w16="http://schemas.microsoft.com/office/word/2018/wordml" xmlns:w16sdtdh="http://schemas.microsoft.com/office/word/2020/wordml/sdtdatahash" xmlns:w16se="http://schemas.microsoft.com/office/word/2015/wordml/symex" xmlns:wpg="http://schemas.microsoft.com/office/word/2010/wordprocessingGroup" xmlns:wpi="http://schemas.microsoft.com/office/word/2010/wordprocessingInk" xmlns:wne="http://schemas.microsoft.com/office/word/2006/wordml" xmlns:wps="http://schemas.microsoft.com/office/word/2010/wordprocessingShape" mc:Ignorable="w14 w15 w16se w16cid w16 w16cex w16sdtdh wp14">
   <w:abstractNum w:abstractNumId="0" w15:restartNumberingAfterBreak="0">
     <w:nsid w:val="4D546649"/>
     <w:multiLevelType w:val="hybridMultilevel"/>
@@ -7581,13 +7304,13 @@
       <w:lvlJc w:val="left"/>
     </w:lvl>
   </w:abstractNum>
-  <w:num w:numId="1" w16cid:durableId="1834301231">
+  <w:num w:numId="1">
     <w:abstractNumId w:val="0"/>
     <w:lvlOverride w:ilvl="0">
       <w:startOverride w:val="1"/>
     </w:lvlOverride>
   </w:num>
-  <w:num w:numId="2" w16cid:durableId="29185865">
+  <w:num w:numId="2">
     <w:abstractNumId w:val="1"/>
     <w:lvlOverride w:ilvl="0">
       <w:startOverride w:val="1"/>
